--- a/Scripts/final.docx
+++ b/Scripts/final.docx
@@ -243,9 +243,9 @@
         <mc:AlternateContent>
           <mc:Choice Requires="wpg">
             <w:drawing>
-              <wp:inline distT="0" distB="0" distL="0" distR="0" wp14:anchorId="4D3AFE3A" wp14:editId="6B37DB3F">
-                <wp:extent cx="869950" cy="1397000"/>
-                <wp:effectExtent l="19050" t="0" r="25400" b="31750"/>
+              <wp:inline distT="0" distB="0" distL="0" distR="0" wp14:anchorId="4D3AFE3A" wp14:editId="26664793">
+                <wp:extent cx="869950" cy="2080260"/>
+                <wp:effectExtent l="19050" t="0" r="25400" b="34290"/>
                 <wp:docPr id="5" name="Group 5"/>
                 <wp:cNvGraphicFramePr/>
                 <a:graphic xmlns:a="http://schemas.openxmlformats.org/drawingml/2006/main">
@@ -255,7 +255,7 @@
                       <wpg:grpSpPr>
                         <a:xfrm>
                           <a:off x="0" y="0"/>
-                          <a:ext cx="869950" cy="1397000"/>
+                          <a:ext cx="869950" cy="2080260"/>
                           <a:chOff x="0" y="0"/>
                           <a:chExt cx="676275" cy="1609725"/>
                         </a:xfrm>
@@ -355,7 +355,7 @@
           </mc:Choice>
           <mc:Fallback>
             <w:pict>
-              <v:group w14:anchorId="3EAFD36D" id="Group 5" o:spid="_x0000_s1026" style="width:68.5pt;height:110pt;mso-position-horizontal-relative:char;mso-position-vertical-relative:line" coordsize="6762,16097" o:gfxdata="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">
+              <v:group w14:anchorId="6086CC7A" id="Group 5" o:spid="_x0000_s1026" style="width:68.5pt;height:163.8pt;mso-position-horizontal-relative:char;mso-position-vertical-relative:line" coordsize="6762,16097" o:gfxdata="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">
                 <v:line id="Straight Connector 2" o:spid="_x0000_s1027" style="position:absolute;visibility:visible;mso-wrap-style:square" from="3333,0" to="3333,16097" o:connectortype="straight" o:gfxdata="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" strokecolor="black [3200]" strokeweight="2.5pt">
                   <v:stroke joinstyle="miter"/>
                 </v:line>
@@ -624,19 +624,11 @@
                     <w:rFonts w:cs="Times New Roman"/>
                   </w:rPr>
                 </w:pPr>
-                <w:proofErr w:type="spellStart"/>
                 <w:r>
                   <w:rPr>
                     <w:rFonts w:cs="Times New Roman"/>
                   </w:rPr>
-                  <w:t>Aabishkar</w:t>
-                </w:r>
-                <w:proofErr w:type="spellEnd"/>
-                <w:r>
-                  <w:rPr>
-                    <w:rFonts w:cs="Times New Roman"/>
-                  </w:rPr>
-                  <w:t xml:space="preserve"> Acharya</w:t>
+                  <w:t>Aabishkar Acharya</w:t>
                 </w:r>
               </w:p>
             </w:tc>
@@ -1107,7 +1099,7 @@
           <w:noProof/>
           <w:szCs w:val="24"/>
         </w:rPr>
-        <w:t>10/07/2026</w:t>
+        <w:t>11/07/2026</w:t>
       </w:r>
       <w:r>
         <w:rPr>
@@ -1248,34 +1240,38 @@
     </w:p>
     <w:p>
       <w:pPr>
-        <w:spacing w:before="120" w:after="0" w:line="360" w:lineRule="auto"/>
+        <w:spacing w:after="0" w:line="360" w:lineRule="auto"/>
         <w:jc w:val="both"/>
       </w:pPr>
-      <w:proofErr w:type="spellStart"/>
-      <w:r>
-        <w:t>Aabishkar</w:t>
-      </w:r>
-      <w:proofErr w:type="spellEnd"/>
-      <w:r>
-        <w:t xml:space="preserve"> Acharya</w:t>
-      </w:r>
-    </w:p>
-    <w:p>
-      <w:pPr>
-        <w:spacing w:before="120" w:after="0" w:line="360" w:lineRule="auto"/>
+      <w:r>
+        <w:t>Aabishkar Acharya</w:t>
+      </w:r>
+      <w:r>
+        <w:t xml:space="preserve"> (25530406)</w:t>
+      </w:r>
+    </w:p>
+    <w:p>
+      <w:pPr>
+        <w:spacing w:after="0" w:line="360" w:lineRule="auto"/>
         <w:jc w:val="both"/>
       </w:pPr>
       <w:r>
         <w:t>Aakarshan Karki</w:t>
       </w:r>
-    </w:p>
-    <w:p>
-      <w:pPr>
-        <w:spacing w:before="120" w:after="0" w:line="360" w:lineRule="auto"/>
+      <w:r>
+        <w:t xml:space="preserve"> (25530407)</w:t>
+      </w:r>
+    </w:p>
+    <w:p>
+      <w:pPr>
+        <w:spacing w:after="0" w:line="360" w:lineRule="auto"/>
         <w:jc w:val="both"/>
       </w:pPr>
       <w:r>
         <w:t>Prakat Baral</w:t>
+      </w:r>
+      <w:r>
+        <w:t xml:space="preserve"> (25530432)</w:t>
       </w:r>
     </w:p>
     <w:p>
@@ -1365,33 +1361,72 @@
     </w:p>
     <w:p>
       <w:pPr>
+        <w:spacing w:line="360" w:lineRule="auto"/>
+        <w:jc w:val="both"/>
+        <w:rPr>
+          <w:rFonts w:cs="Times New Roman"/>
+          <w:szCs w:val="24"/>
+        </w:rPr>
+      </w:pPr>
+      <w:r>
+        <w:rPr>
+          <w:rFonts w:cs="Times New Roman"/>
+          <w:szCs w:val="24"/>
+        </w:rPr>
+        <w:t>We</w:t>
+      </w:r>
+      <w:r>
+        <w:rPr>
+          <w:rFonts w:cs="Times New Roman"/>
+          <w:szCs w:val="24"/>
+        </w:rPr>
+        <w:t xml:space="preserve"> </w:t>
+      </w:r>
+      <w:r>
+        <w:rPr>
+          <w:rFonts w:cs="Times New Roman"/>
+          <w:szCs w:val="24"/>
+        </w:rPr>
+        <w:t>hereby declare that we are the only authors of this work and that no sources other than the listed here have been used in this work.</w:t>
+      </w:r>
+    </w:p>
+    <w:p>
+      <w:pPr>
         <w:spacing w:after="0" w:line="360" w:lineRule="auto"/>
         <w:jc w:val="both"/>
         <w:rPr>
           <w:rFonts w:cs="Times New Roman"/>
+          <w:bCs/>
           <w:szCs w:val="24"/>
         </w:rPr>
       </w:pPr>
       <w:r>
         <w:rPr>
           <w:rFonts w:cs="Times New Roman"/>
+          <w:bCs/>
           <w:szCs w:val="24"/>
         </w:rPr>
-        <w:t>We</w:t>
-      </w:r>
-      <w:r>
-        <w:rPr>
-          <w:rFonts w:cs="Times New Roman"/>
+        <w:t>Aabishkar Acharya</w:t>
+      </w:r>
+      <w:r>
+        <w:rPr>
+          <w:rFonts w:cs="Times New Roman"/>
+          <w:bCs/>
           <w:szCs w:val="24"/>
         </w:rPr>
-        <w:t xml:space="preserve"> </w:t>
-      </w:r>
-      <w:r>
-        <w:rPr>
-          <w:rFonts w:cs="Times New Roman"/>
-          <w:szCs w:val="24"/>
-        </w:rPr>
-        <w:t>hereby declare that we are the only authors of this work and that no sources other than the listed here have been used in this work.</w:t>
+        <w:t xml:space="preserve"> (</w:t>
+      </w:r>
+      <w:r>
+        <w:rPr>
+          <w:rFonts w:cs="Times New Roman"/>
+        </w:rPr>
+        <w:t>25530406</w:t>
+      </w:r>
+      <w:r>
+        <w:rPr>
+          <w:rFonts w:cs="Times New Roman"/>
+        </w:rPr>
+        <w:t>)</w:t>
       </w:r>
     </w:p>
     <w:p>
@@ -1400,15 +1435,43 @@
         <w:jc w:val="both"/>
         <w:rPr>
           <w:rFonts w:cs="Times New Roman"/>
+          <w:b/>
+          <w:bCs/>
+        </w:rPr>
+      </w:pPr>
+      <w:r>
+        <w:rPr>
+          <w:rFonts w:cs="Times New Roman"/>
+          <w:bCs/>
           <w:szCs w:val="24"/>
         </w:rPr>
-      </w:pPr>
-      <w:r>
-        <w:rPr>
-          <w:rFonts w:cs="Times New Roman"/>
+        <w:t>Aakarshan Karki</w:t>
+      </w:r>
+      <w:r>
+        <w:rPr>
+          <w:rFonts w:cs="Times New Roman"/>
+          <w:bCs/>
           <w:szCs w:val="24"/>
         </w:rPr>
-        <w:t>____________________________</w:t>
+        <w:t xml:space="preserve"> (</w:t>
+      </w:r>
+      <w:r>
+        <w:rPr>
+          <w:rFonts w:cs="Times New Roman"/>
+        </w:rPr>
+        <w:t>2</w:t>
+      </w:r>
+      <w:r>
+        <w:rPr>
+          <w:rFonts w:cs="Times New Roman"/>
+        </w:rPr>
+        <w:t>5530407</w:t>
+      </w:r>
+      <w:r>
+        <w:rPr>
+          <w:rFonts w:cs="Times New Roman"/>
+        </w:rPr>
+        <w:t>)</w:t>
       </w:r>
     </w:p>
     <w:p>
@@ -1417,25 +1480,43 @@
         <w:jc w:val="both"/>
         <w:rPr>
           <w:rFonts w:cs="Times New Roman"/>
-          <w:b/>
+          <w:bCs/>
           <w:szCs w:val="24"/>
         </w:rPr>
       </w:pPr>
       <w:r>
         <w:rPr>
           <w:rFonts w:cs="Times New Roman"/>
-          <w:b/>
+          <w:bCs/>
           <w:szCs w:val="24"/>
         </w:rPr>
-        <w:t>Name of the Student</w:t>
-      </w:r>
-      <w:r>
-        <w:rPr>
-          <w:rFonts w:cs="Times New Roman"/>
-          <w:b/>
+        <w:t>Prakat Baral</w:t>
+      </w:r>
+      <w:r>
+        <w:rPr>
+          <w:rFonts w:cs="Times New Roman"/>
+          <w:bCs/>
           <w:szCs w:val="24"/>
         </w:rPr>
-        <w:t>s</w:t>
+        <w:t xml:space="preserve"> (</w:t>
+      </w:r>
+      <w:r>
+        <w:rPr>
+          <w:rFonts w:cs="Times New Roman"/>
+        </w:rPr>
+        <w:t>2</w:t>
+      </w:r>
+      <w:r>
+        <w:rPr>
+          <w:rFonts w:cs="Times New Roman"/>
+        </w:rPr>
+        <w:t>5530432</w:t>
+      </w:r>
+      <w:r>
+        <w:rPr>
+          <w:rFonts w:cs="Times New Roman"/>
+        </w:rPr>
+        <w:t>)</w:t>
       </w:r>
     </w:p>
     <w:p>
@@ -1444,87 +1525,51 @@
         <w:jc w:val="both"/>
         <w:rPr>
           <w:rFonts w:cs="Times New Roman"/>
-          <w:bCs/>
           <w:szCs w:val="24"/>
         </w:rPr>
       </w:pPr>
-      <w:proofErr w:type="spellStart"/>
-      <w:r>
-        <w:rPr>
-          <w:rFonts w:cs="Times New Roman"/>
-          <w:bCs/>
+      <w:r>
+        <w:rPr>
+          <w:rFonts w:cs="Times New Roman"/>
           <w:szCs w:val="24"/>
         </w:rPr>
-        <w:t>Aabishkar</w:t>
-      </w:r>
-      <w:proofErr w:type="spellEnd"/>
-      <w:r>
-        <w:rPr>
-          <w:rFonts w:cs="Times New Roman"/>
-          <w:bCs/>
+        <w:t>BCA</w:t>
+      </w:r>
+      <w:r>
+        <w:rPr>
+          <w:rFonts w:cs="Times New Roman"/>
           <w:szCs w:val="24"/>
         </w:rPr>
-        <w:t xml:space="preserve"> Acharya,</w:t>
-      </w:r>
-      <w:r>
-        <w:rPr>
-          <w:rFonts w:cs="Times New Roman"/>
+        <w:t xml:space="preserve">, </w:t>
+      </w:r>
+      <w:r>
+        <w:rPr>
+          <w:rFonts w:cs="Times New Roman"/>
+          <w:szCs w:val="24"/>
+        </w:rPr>
+        <w:t>2</w:t>
+      </w:r>
+      <w:r>
+        <w:rPr>
+          <w:rFonts w:cs="Times New Roman"/>
+          <w:szCs w:val="24"/>
+          <w:vertAlign w:val="superscript"/>
+        </w:rPr>
+        <w:t>nd</w:t>
+      </w:r>
+      <w:r>
+        <w:rPr>
+          <w:rFonts w:cs="Times New Roman"/>
+          <w:szCs w:val="24"/>
         </w:rPr>
         <w:t xml:space="preserve"> </w:t>
       </w:r>
       <w:r>
         <w:rPr>
           <w:rFonts w:cs="Times New Roman"/>
-        </w:rPr>
-        <w:t>20</w:t>
-      </w:r>
-      <w:r>
-        <w:rPr>
-          <w:rFonts w:cs="Times New Roman"/>
-        </w:rPr>
-        <w:t>25</w:t>
-      </w:r>
-      <w:r>
-        <w:rPr>
-          <w:rFonts w:cs="Times New Roman"/>
-        </w:rPr>
-        <w:t>-</w:t>
-      </w:r>
-      <w:r>
-        <w:rPr>
-          <w:rFonts w:cs="Times New Roman"/>
-        </w:rPr>
-        <w:t>1</w:t>
-      </w:r>
-      <w:r>
-        <w:rPr>
-          <w:rFonts w:cs="Times New Roman"/>
-        </w:rPr>
-        <w:t>-</w:t>
-      </w:r>
-      <w:r>
-        <w:rPr>
-          <w:rFonts w:cs="Times New Roman"/>
-        </w:rPr>
-        <w:t>53</w:t>
-      </w:r>
-      <w:r>
-        <w:rPr>
-          <w:rFonts w:cs="Times New Roman"/>
-        </w:rPr>
-        <w:t>-0</w:t>
-      </w:r>
-      <w:r>
-        <w:rPr>
-          <w:rFonts w:cs="Times New Roman"/>
-        </w:rPr>
-        <w:t>31</w:t>
-      </w:r>
-      <w:r>
-        <w:rPr>
-          <w:rFonts w:cs="Times New Roman"/>
-        </w:rPr>
-        <w:t>0</w:t>
+          <w:szCs w:val="24"/>
+        </w:rPr>
+        <w:t>Semester</w:t>
       </w:r>
     </w:p>
     <w:p>
@@ -1533,209 +1578,50 @@
         <w:jc w:val="both"/>
         <w:rPr>
           <w:rFonts w:cs="Times New Roman"/>
-          <w:b/>
-          <w:bCs/>
-        </w:rPr>
-      </w:pPr>
-      <w:r>
-        <w:rPr>
-          <w:rFonts w:cs="Times New Roman"/>
-          <w:bCs/>
           <w:szCs w:val="24"/>
         </w:rPr>
-        <w:t xml:space="preserve">Aakarshan Karki, </w:t>
-      </w:r>
-      <w:r>
-        <w:rPr>
-          <w:rFonts w:cs="Times New Roman"/>
-        </w:rPr>
-        <w:t>20</w:t>
-      </w:r>
-      <w:r>
-        <w:rPr>
-          <w:rFonts w:cs="Times New Roman"/>
-        </w:rPr>
-        <w:t>25</w:t>
-      </w:r>
-      <w:r>
-        <w:rPr>
-          <w:rFonts w:cs="Times New Roman"/>
-        </w:rPr>
-        <w:t>-</w:t>
-      </w:r>
-      <w:r>
-        <w:rPr>
-          <w:rFonts w:cs="Times New Roman"/>
-        </w:rPr>
-        <w:t>1</w:t>
-      </w:r>
-      <w:r>
-        <w:rPr>
-          <w:rFonts w:cs="Times New Roman"/>
-        </w:rPr>
-        <w:t>-</w:t>
-      </w:r>
-      <w:r>
-        <w:rPr>
-          <w:rFonts w:cs="Times New Roman"/>
-        </w:rPr>
-        <w:t>53</w:t>
-      </w:r>
-      <w:r>
-        <w:rPr>
-          <w:rFonts w:cs="Times New Roman"/>
-        </w:rPr>
-        <w:t>-0</w:t>
-      </w:r>
-      <w:r>
-        <w:rPr>
-          <w:rFonts w:cs="Times New Roman"/>
-        </w:rPr>
-        <w:t>311</w:t>
-      </w:r>
-    </w:p>
-    <w:p>
-      <w:pPr>
-        <w:spacing w:after="0" w:line="360" w:lineRule="auto"/>
-        <w:jc w:val="both"/>
-        <w:rPr>
-          <w:rFonts w:cs="Times New Roman"/>
-          <w:bCs/>
+      </w:pPr>
+      <w:r>
+        <w:rPr>
+          <w:rFonts w:cs="Times New Roman"/>
           <w:szCs w:val="24"/>
         </w:rPr>
-      </w:pPr>
-      <w:r>
-        <w:rPr>
-          <w:rFonts w:cs="Times New Roman"/>
-          <w:bCs/>
+        <w:t xml:space="preserve">Date: </w:t>
+      </w:r>
+      <w:r>
+        <w:rPr>
+          <w:rFonts w:cs="Times New Roman"/>
           <w:szCs w:val="24"/>
         </w:rPr>
-        <w:t xml:space="preserve">Prakat Baral, </w:t>
-      </w:r>
-      <w:r>
-        <w:rPr>
-          <w:rFonts w:cs="Times New Roman"/>
-        </w:rPr>
-        <w:t>20</w:t>
-      </w:r>
-      <w:r>
-        <w:rPr>
-          <w:rFonts w:cs="Times New Roman"/>
-        </w:rPr>
-        <w:t>25</w:t>
-      </w:r>
-      <w:r>
-        <w:rPr>
-          <w:rFonts w:cs="Times New Roman"/>
-        </w:rPr>
-        <w:t>-</w:t>
-      </w:r>
-      <w:r>
-        <w:rPr>
-          <w:rFonts w:cs="Times New Roman"/>
-        </w:rPr>
-        <w:t>1</w:t>
-      </w:r>
-      <w:r>
-        <w:rPr>
-          <w:rFonts w:cs="Times New Roman"/>
-        </w:rPr>
-        <w:t>-</w:t>
-      </w:r>
-      <w:r>
-        <w:rPr>
-          <w:rFonts w:cs="Times New Roman"/>
-        </w:rPr>
-        <w:t>53</w:t>
-      </w:r>
-      <w:r>
-        <w:rPr>
-          <w:rFonts w:cs="Times New Roman"/>
-        </w:rPr>
-        <w:t>-0</w:t>
-      </w:r>
-      <w:r>
-        <w:rPr>
-          <w:rFonts w:cs="Times New Roman"/>
-        </w:rPr>
-        <w:t>338</w:t>
-      </w:r>
-    </w:p>
-    <w:p>
-      <w:pPr>
-        <w:spacing w:after="0" w:line="360" w:lineRule="auto"/>
-        <w:jc w:val="both"/>
+        <w:t>12</w:t>
+      </w:r>
+      <w:r>
         <w:rPr>
           <w:rFonts w:cs="Times New Roman"/>
           <w:szCs w:val="24"/>
         </w:rPr>
-      </w:pPr>
+        <w:t>/</w:t>
+      </w:r>
       <w:r>
         <w:rPr>
           <w:rFonts w:cs="Times New Roman"/>
           <w:szCs w:val="24"/>
         </w:rPr>
-        <w:t>BCA</w:t>
+        <w:t>07</w:t>
       </w:r>
       <w:r>
         <w:rPr>
           <w:rFonts w:cs="Times New Roman"/>
           <w:szCs w:val="24"/>
         </w:rPr>
-        <w:t xml:space="preserve">, </w:t>
+        <w:t>/</w:t>
       </w:r>
       <w:r>
         <w:rPr>
           <w:rFonts w:cs="Times New Roman"/>
           <w:szCs w:val="24"/>
         </w:rPr>
-        <w:t>2</w:t>
-      </w:r>
-      <w:r>
-        <w:rPr>
-          <w:rFonts w:cs="Times New Roman"/>
-          <w:szCs w:val="24"/>
-          <w:vertAlign w:val="superscript"/>
-        </w:rPr>
-        <w:t>nd</w:t>
-      </w:r>
-      <w:r>
-        <w:rPr>
-          <w:rFonts w:cs="Times New Roman"/>
-          <w:szCs w:val="24"/>
-        </w:rPr>
-        <w:t xml:space="preserve"> </w:t>
-      </w:r>
-      <w:r>
-        <w:rPr>
-          <w:rFonts w:cs="Times New Roman"/>
-          <w:szCs w:val="24"/>
-        </w:rPr>
-        <w:t>Semester</w:t>
-      </w:r>
-    </w:p>
-    <w:p>
-      <w:pPr>
-        <w:spacing w:after="0" w:line="360" w:lineRule="auto"/>
-        <w:jc w:val="both"/>
-        <w:rPr>
-          <w:rFonts w:cs="Times New Roman"/>
-          <w:szCs w:val="24"/>
-        </w:rPr>
-      </w:pPr>
-      <w:r>
-        <w:rPr>
-          <w:rFonts w:cs="Times New Roman"/>
-          <w:szCs w:val="24"/>
-        </w:rPr>
-        <w:t>Date: _</w:t>
-      </w:r>
-      <w:r>
-        <w:rPr>
-          <w:rFonts w:cs="Times New Roman"/>
-          <w:szCs w:val="24"/>
-        </w:rPr>
-        <w:t>___ / ____ / ________</w:t>
+        <w:t>2026</w:t>
       </w:r>
     </w:p>
     <w:p>
@@ -1808,20 +1694,86 @@
         </w:rPr>
         <w:t xml:space="preserve"> is done under my supervision by </w:t>
       </w:r>
-      <w:proofErr w:type="spellStart"/>
       <w:r>
         <w:rPr>
           <w:rFonts w:cs="Times New Roman"/>
           <w:szCs w:val="24"/>
         </w:rPr>
-        <w:t>Aabishkar</w:t>
-      </w:r>
-      <w:proofErr w:type="spellEnd"/>
+        <w:t xml:space="preserve">Aabishkar </w:t>
+      </w:r>
       <w:r>
         <w:rPr>
           <w:rFonts w:cs="Times New Roman"/>
           <w:szCs w:val="24"/>
         </w:rPr>
+        <w:t>Acharya (</w:t>
+      </w:r>
+      <w:r>
+        <w:rPr>
+          <w:rFonts w:cs="Times New Roman"/>
+        </w:rPr>
+        <w:t>25530406</w:t>
+      </w:r>
+      <w:r>
+        <w:rPr>
+          <w:rFonts w:cs="Times New Roman"/>
+          <w:szCs w:val="24"/>
+        </w:rPr>
+        <w:t>)</w:t>
+      </w:r>
+      <w:r>
+        <w:rPr>
+          <w:rFonts w:cs="Times New Roman"/>
+          <w:szCs w:val="24"/>
+        </w:rPr>
+        <w:t xml:space="preserve">, </w:t>
+      </w:r>
+      <w:r>
+        <w:rPr>
+          <w:rFonts w:cs="Times New Roman"/>
+          <w:szCs w:val="24"/>
+        </w:rPr>
+        <w:t xml:space="preserve">Aakarshan </w:t>
+      </w:r>
+      <w:r>
+        <w:rPr>
+          <w:rFonts w:cs="Times New Roman"/>
+          <w:szCs w:val="24"/>
+        </w:rPr>
+        <w:t>Karki (</w:t>
+      </w:r>
+      <w:r>
+        <w:rPr>
+          <w:rFonts w:cs="Times New Roman"/>
+        </w:rPr>
+        <w:t>25530407</w:t>
+      </w:r>
+      <w:r>
+        <w:rPr>
+          <w:rFonts w:cs="Times New Roman"/>
+          <w:szCs w:val="24"/>
+        </w:rPr>
+        <w:t>)</w:t>
+      </w:r>
+      <w:r>
+        <w:rPr>
+          <w:rFonts w:cs="Times New Roman"/>
+          <w:szCs w:val="24"/>
+        </w:rPr>
+        <w:t xml:space="preserve">, and </w:t>
+      </w:r>
+      <w:r>
+        <w:rPr>
+          <w:rFonts w:cs="Times New Roman"/>
+          <w:szCs w:val="24"/>
+        </w:rPr>
+        <w:t>Prakat Baral</w:t>
+      </w:r>
+      <w:r>
+        <w:rPr>
+          <w:rFonts w:cs="Times New Roman"/>
+          <w:szCs w:val="24"/>
+        </w:rPr>
         <w:t xml:space="preserve"> </w:t>
       </w:r>
       <w:r>
@@ -1829,214 +1781,13 @@
           <w:rFonts w:cs="Times New Roman"/>
           <w:szCs w:val="24"/>
         </w:rPr>
-        <w:t>Acharya (</w:t>
-      </w:r>
-      <w:r>
-        <w:rPr>
-          <w:rFonts w:cs="Times New Roman"/>
-        </w:rPr>
-        <w:t>20</w:t>
-      </w:r>
-      <w:r>
-        <w:rPr>
-          <w:rFonts w:cs="Times New Roman"/>
-        </w:rPr>
-        <w:t>25</w:t>
-      </w:r>
-      <w:r>
-        <w:rPr>
-          <w:rFonts w:cs="Times New Roman"/>
-        </w:rPr>
-        <w:t>-</w:t>
-      </w:r>
-      <w:r>
-        <w:rPr>
-          <w:rFonts w:cs="Times New Roman"/>
-        </w:rPr>
-        <w:t>1</w:t>
-      </w:r>
-      <w:r>
-        <w:rPr>
-          <w:rFonts w:cs="Times New Roman"/>
-        </w:rPr>
-        <w:t>-</w:t>
-      </w:r>
-      <w:r>
-        <w:rPr>
-          <w:rFonts w:cs="Times New Roman"/>
-        </w:rPr>
-        <w:t>53</w:t>
-      </w:r>
-      <w:r>
-        <w:rPr>
-          <w:rFonts w:cs="Times New Roman"/>
-        </w:rPr>
-        <w:t>-0</w:t>
-      </w:r>
-      <w:r>
-        <w:rPr>
-          <w:rFonts w:cs="Times New Roman"/>
-        </w:rPr>
-        <w:t>310</w:t>
-      </w:r>
-      <w:r>
-        <w:rPr>
-          <w:rFonts w:cs="Times New Roman"/>
-          <w:szCs w:val="24"/>
-        </w:rPr>
-        <w:t>)</w:t>
-      </w:r>
-      <w:r>
-        <w:rPr>
-          <w:rFonts w:cs="Times New Roman"/>
-          <w:szCs w:val="24"/>
-        </w:rPr>
-        <w:t xml:space="preserve">, </w:t>
-      </w:r>
-      <w:r>
-        <w:rPr>
-          <w:rFonts w:cs="Times New Roman"/>
-          <w:szCs w:val="24"/>
-        </w:rPr>
-        <w:t xml:space="preserve">Aakarshan </w:t>
-      </w:r>
-      <w:r>
-        <w:rPr>
-          <w:rFonts w:cs="Times New Roman"/>
-          <w:szCs w:val="24"/>
-        </w:rPr>
-        <w:t>Karki (</w:t>
-      </w:r>
-      <w:r>
-        <w:rPr>
-          <w:rFonts w:cs="Times New Roman"/>
-        </w:rPr>
-        <w:t>20</w:t>
-      </w:r>
-      <w:r>
-        <w:rPr>
-          <w:rFonts w:cs="Times New Roman"/>
-        </w:rPr>
-        <w:t>25</w:t>
-      </w:r>
-      <w:r>
-        <w:rPr>
-          <w:rFonts w:cs="Times New Roman"/>
-        </w:rPr>
-        <w:t>-</w:t>
-      </w:r>
-      <w:r>
-        <w:rPr>
-          <w:rFonts w:cs="Times New Roman"/>
-        </w:rPr>
-        <w:t>1</w:t>
-      </w:r>
-      <w:r>
-        <w:rPr>
-          <w:rFonts w:cs="Times New Roman"/>
-        </w:rPr>
-        <w:t>-</w:t>
-      </w:r>
-      <w:r>
-        <w:rPr>
-          <w:rFonts w:cs="Times New Roman"/>
-        </w:rPr>
-        <w:t>53</w:t>
-      </w:r>
-      <w:r>
-        <w:rPr>
-          <w:rFonts w:cs="Times New Roman"/>
-        </w:rPr>
-        <w:t>-0</w:t>
-      </w:r>
-      <w:r>
-        <w:rPr>
-          <w:rFonts w:cs="Times New Roman"/>
-        </w:rPr>
-        <w:t>311</w:t>
-      </w:r>
-      <w:r>
-        <w:rPr>
-          <w:rFonts w:cs="Times New Roman"/>
-          <w:szCs w:val="24"/>
-        </w:rPr>
-        <w:t>)</w:t>
-      </w:r>
-      <w:r>
-        <w:rPr>
-          <w:rFonts w:cs="Times New Roman"/>
-          <w:szCs w:val="24"/>
-        </w:rPr>
-        <w:t xml:space="preserve">, and </w:t>
-      </w:r>
-      <w:r>
-        <w:rPr>
-          <w:rFonts w:cs="Times New Roman"/>
-          <w:szCs w:val="24"/>
-        </w:rPr>
-        <w:t>Prakat Baral</w:t>
-      </w:r>
-      <w:r>
-        <w:rPr>
-          <w:rFonts w:cs="Times New Roman"/>
-          <w:szCs w:val="24"/>
-        </w:rPr>
-        <w:t xml:space="preserve"> </w:t>
-      </w:r>
-      <w:r>
-        <w:rPr>
-          <w:rFonts w:cs="Times New Roman"/>
-          <w:szCs w:val="24"/>
-        </w:rPr>
         <w:t>(</w:t>
       </w:r>
       <w:r>
         <w:rPr>
           <w:rFonts w:cs="Times New Roman"/>
         </w:rPr>
-        <w:t>20</w:t>
-      </w:r>
-      <w:r>
-        <w:rPr>
-          <w:rFonts w:cs="Times New Roman"/>
-        </w:rPr>
-        <w:t>25</w:t>
-      </w:r>
-      <w:r>
-        <w:rPr>
-          <w:rFonts w:cs="Times New Roman"/>
-        </w:rPr>
-        <w:t>-</w:t>
-      </w:r>
-      <w:r>
-        <w:rPr>
-          <w:rFonts w:cs="Times New Roman"/>
-        </w:rPr>
-        <w:t>1</w:t>
-      </w:r>
-      <w:r>
-        <w:rPr>
-          <w:rFonts w:cs="Times New Roman"/>
-        </w:rPr>
-        <w:t>-</w:t>
-      </w:r>
-      <w:r>
-        <w:rPr>
-          <w:rFonts w:cs="Times New Roman"/>
-        </w:rPr>
-        <w:t>53</w:t>
-      </w:r>
-      <w:r>
-        <w:rPr>
-          <w:rFonts w:cs="Times New Roman"/>
-        </w:rPr>
-        <w:t>-0</w:t>
-      </w:r>
-      <w:r>
-        <w:rPr>
-          <w:rFonts w:cs="Times New Roman"/>
-        </w:rPr>
-        <w:t>338</w:t>
+        <w:t>25530432</w:t>
       </w:r>
       <w:r>
         <w:rPr>
@@ -2141,14 +1892,42 @@
           <w:rFonts w:cs="Times New Roman"/>
           <w:szCs w:val="24"/>
         </w:rPr>
-        <w:t>Date: _</w:t>
+        <w:t xml:space="preserve">Date: </w:t>
       </w:r>
       <w:r>
         <w:rPr>
           <w:rFonts w:cs="Times New Roman"/>
           <w:szCs w:val="24"/>
         </w:rPr>
-        <w:t>___ / ____ / ________</w:t>
+        <w:t>12</w:t>
+      </w:r>
+      <w:r>
+        <w:rPr>
+          <w:rFonts w:cs="Times New Roman"/>
+          <w:szCs w:val="24"/>
+        </w:rPr>
+        <w:t>/</w:t>
+      </w:r>
+      <w:r>
+        <w:rPr>
+          <w:rFonts w:cs="Times New Roman"/>
+          <w:szCs w:val="24"/>
+        </w:rPr>
+        <w:t>07</w:t>
+      </w:r>
+      <w:r>
+        <w:rPr>
+          <w:rFonts w:cs="Times New Roman"/>
+          <w:szCs w:val="24"/>
+        </w:rPr>
+        <w:t>/</w:t>
+      </w:r>
+      <w:r>
+        <w:rPr>
+          <w:rFonts w:cs="Times New Roman"/>
+          <w:szCs w:val="24"/>
+        </w:rPr>
+        <w:t>2026</w:t>
       </w:r>
     </w:p>
     <w:p>
@@ -2171,24 +1950,130 @@
     <w:p>
       <w:pPr>
         <w:spacing w:after="0" w:line="360" w:lineRule="auto"/>
-        <w:jc w:val="center"/>
-        <w:rPr>
-          <w:rFonts w:cs="Times New Roman"/>
-          <w:b/>
-          <w:sz w:val="32"/>
+        <w:jc w:val="both"/>
+        <w:rPr>
+          <w:rFonts w:cs="Times New Roman"/>
           <w:szCs w:val="24"/>
         </w:rPr>
       </w:pPr>
       <w:r>
         <w:rPr>
-          <w:rFonts w:cs="Times New Roman"/>
-          <w:b/>
-          <w:sz w:val="32"/>
+          <w:noProof/>
+        </w:rPr>
+        <w:lastRenderedPageBreak/>
+        <w:drawing>
+          <wp:anchor distT="0" distB="0" distL="114300" distR="114300" simplePos="0" relativeHeight="251661312" behindDoc="1" locked="0" layoutInCell="1" allowOverlap="1" wp14:anchorId="46E02B59" wp14:editId="6D9E2C89">
+            <wp:simplePos x="0" y="0"/>
+            <wp:positionH relativeFrom="column">
+              <wp:posOffset>-1699260</wp:posOffset>
+            </wp:positionH>
+            <wp:positionV relativeFrom="paragraph">
+              <wp:posOffset>-914400</wp:posOffset>
+            </wp:positionV>
+            <wp:extent cx="7901305" cy="9867900"/>
+            <wp:effectExtent l="0" t="0" r="4445" b="0"/>
+            <wp:wrapNone/>
+            <wp:docPr id="2072908661" name="Picture 1" descr="E:\Resources\Letter Head.jpg"/>
+            <wp:cNvGraphicFramePr>
+              <a:graphicFrameLocks xmlns:a="http://schemas.openxmlformats.org/drawingml/2006/main" noChangeAspect="1"/>
+            </wp:cNvGraphicFramePr>
+            <a:graphic xmlns:a="http://schemas.openxmlformats.org/drawingml/2006/main">
+              <a:graphicData uri="http://schemas.openxmlformats.org/drawingml/2006/picture">
+                <pic:pic xmlns:pic="http://schemas.openxmlformats.org/drawingml/2006/picture">
+                  <pic:nvPicPr>
+                    <pic:cNvPr id="2" name="Picture 2" descr="E:\Resources\Letter Head.jpg"/>
+                    <pic:cNvPicPr>
+                      <a:picLocks noChangeAspect="1"/>
+                    </pic:cNvPicPr>
+                  </pic:nvPicPr>
+                  <pic:blipFill>
+                    <a:blip r:embed="rId13" cstate="print">
+                      <a:extLst>
+                        <a:ext uri="{28A0092B-C50C-407E-A947-70E740481C1C}">
+                          <a14:useLocalDpi xmlns:a14="http://schemas.microsoft.com/office/drawing/2010/main" val="0"/>
+                        </a:ext>
+                      </a:extLst>
+                    </a:blip>
+                    <a:srcRect/>
+                    <a:stretch>
+                      <a:fillRect/>
+                    </a:stretch>
+                  </pic:blipFill>
+                  <pic:spPr bwMode="auto">
+                    <a:xfrm>
+                      <a:off x="0" y="0"/>
+                      <a:ext cx="7901305" cy="9867900"/>
+                    </a:xfrm>
+                    <a:prstGeom prst="rect">
+                      <a:avLst/>
+                    </a:prstGeom>
+                    <a:noFill/>
+                    <a:ln>
+                      <a:noFill/>
+                    </a:ln>
+                  </pic:spPr>
+                </pic:pic>
+              </a:graphicData>
+            </a:graphic>
+            <wp14:sizeRelH relativeFrom="margin">
+              <wp14:pctWidth>0</wp14:pctWidth>
+            </wp14:sizeRelH>
+            <wp14:sizeRelV relativeFrom="margin">
+              <wp14:pctHeight>0</wp14:pctHeight>
+            </wp14:sizeRelV>
+          </wp:anchor>
+        </w:drawing>
+      </w:r>
+    </w:p>
+    <w:p>
+      <w:pPr>
+        <w:spacing w:after="0" w:line="360" w:lineRule="auto"/>
+        <w:jc w:val="both"/>
+        <w:rPr>
+          <w:rFonts w:cs="Times New Roman"/>
           <w:szCs w:val="24"/>
         </w:rPr>
-        <w:lastRenderedPageBreak/>
-        <w:t>Letter of Approval</w:t>
-      </w:r>
+      </w:pPr>
+    </w:p>
+    <w:p>
+      <w:pPr>
+        <w:spacing w:after="0" w:line="360" w:lineRule="auto"/>
+        <w:jc w:val="both"/>
+        <w:rPr>
+          <w:rFonts w:cs="Times New Roman"/>
+          <w:szCs w:val="24"/>
+        </w:rPr>
+      </w:pPr>
+    </w:p>
+    <w:p>
+      <w:pPr>
+        <w:spacing w:after="0" w:line="360" w:lineRule="auto"/>
+        <w:jc w:val="both"/>
+        <w:rPr>
+          <w:rFonts w:cs="Times New Roman"/>
+          <w:szCs w:val="24"/>
+        </w:rPr>
+      </w:pPr>
+    </w:p>
+    <w:p>
+      <w:pPr>
+        <w:spacing w:after="0" w:line="360" w:lineRule="auto"/>
+        <w:jc w:val="both"/>
+        <w:rPr>
+          <w:rFonts w:cs="Times New Roman"/>
+          <w:szCs w:val="24"/>
+        </w:rPr>
+      </w:pPr>
+    </w:p>
+    <w:p>
+      <w:pPr>
+        <w:spacing w:after="0" w:line="360" w:lineRule="auto"/>
+        <w:jc w:val="both"/>
+        <w:rPr>
+          <w:rFonts w:cs="Times New Roman"/>
+          <w:szCs w:val="24"/>
+        </w:rPr>
+      </w:pPr>
     </w:p>
     <w:p>
       <w:pPr>
@@ -2385,17 +2270,15 @@
               <w:jc w:val="both"/>
               <w:rPr>
                 <w:rFonts w:cs="Times New Roman"/>
-                <w:b/>
                 <w:szCs w:val="24"/>
               </w:rPr>
             </w:pPr>
             <w:r>
               <w:rPr>
                 <w:rFonts w:cs="Times New Roman"/>
-                <w:b/>
                 <w:szCs w:val="24"/>
               </w:rPr>
-              <w:t>Supervisor</w:t>
+              <w:t>Ankit Paudel</w:t>
             </w:r>
           </w:p>
           <w:p>
@@ -2412,7 +2295,7 @@
                 <w:rFonts w:cs="Times New Roman"/>
                 <w:szCs w:val="24"/>
               </w:rPr>
-              <w:t>Arpan Pokhrel</w:t>
+              <w:t>Program Coordinator</w:t>
             </w:r>
           </w:p>
           <w:p>
@@ -2463,17 +2346,15 @@
               <w:jc w:val="both"/>
               <w:rPr>
                 <w:rFonts w:cs="Times New Roman"/>
-                <w:b/>
                 <w:szCs w:val="24"/>
               </w:rPr>
             </w:pPr>
             <w:r>
               <w:rPr>
                 <w:rFonts w:cs="Times New Roman"/>
-                <w:b/>
                 <w:szCs w:val="24"/>
               </w:rPr>
-              <w:t>Examiner</w:t>
+              <w:t>Er. Dikshan Gurung</w:t>
             </w:r>
           </w:p>
           <w:p>
@@ -2490,7 +2371,7 @@
                 <w:rFonts w:cs="Times New Roman"/>
                 <w:szCs w:val="24"/>
               </w:rPr>
-              <w:t>Er. Dikshan Gurung</w:t>
+              <w:t>Examiner</w:t>
             </w:r>
           </w:p>
           <w:p>
@@ -2517,14 +2398,42 @@
                 <w:rFonts w:cs="Times New Roman"/>
                 <w:szCs w:val="24"/>
               </w:rPr>
-              <w:t>Date: _</w:t>
+              <w:t xml:space="preserve">Date: </w:t>
             </w:r>
             <w:r>
               <w:rPr>
                 <w:rFonts w:cs="Times New Roman"/>
                 <w:szCs w:val="24"/>
               </w:rPr>
-              <w:t>___/____/_______</w:t>
+              <w:t>12</w:t>
+            </w:r>
+            <w:r>
+              <w:rPr>
+                <w:rFonts w:cs="Times New Roman"/>
+                <w:szCs w:val="24"/>
+              </w:rPr>
+              <w:t>/</w:t>
+            </w:r>
+            <w:r>
+              <w:rPr>
+                <w:rFonts w:cs="Times New Roman"/>
+                <w:szCs w:val="24"/>
+              </w:rPr>
+              <w:t>07</w:t>
+            </w:r>
+            <w:r>
+              <w:rPr>
+                <w:rFonts w:cs="Times New Roman"/>
+                <w:szCs w:val="24"/>
+              </w:rPr>
+              <w:t>/</w:t>
+            </w:r>
+            <w:r>
+              <w:rPr>
+                <w:rFonts w:cs="Times New Roman"/>
+                <w:szCs w:val="24"/>
+              </w:rPr>
+              <w:t>2026</w:t>
             </w:r>
           </w:p>
           <w:p>
@@ -2565,17 +2474,17 @@
               <w:jc w:val="both"/>
               <w:rPr>
                 <w:rFonts w:cs="Times New Roman"/>
-                <w:b/>
+                <w:bCs/>
                 <w:szCs w:val="24"/>
               </w:rPr>
             </w:pPr>
             <w:r>
               <w:rPr>
                 <w:rFonts w:cs="Times New Roman"/>
-                <w:b/>
+                <w:bCs/>
                 <w:szCs w:val="24"/>
               </w:rPr>
-              <w:t>Program Coordinator</w:t>
+              <w:t>Er. Kiran Kc</w:t>
             </w:r>
           </w:p>
           <w:p>
@@ -2592,18 +2501,8 @@
                 <w:rFonts w:cs="Times New Roman"/>
                 <w:szCs w:val="24"/>
               </w:rPr>
-              <w:t>Ankit Paudel</w:t>
-            </w:r>
-          </w:p>
-          <w:p>
-            <w:pPr>
-              <w:spacing w:line="360" w:lineRule="auto"/>
-              <w:jc w:val="both"/>
-              <w:rPr>
-                <w:rFonts w:cs="Times New Roman"/>
-                <w:szCs w:val="24"/>
-              </w:rPr>
-            </w:pPr>
+              <w:t>Principle</w:t>
+            </w:r>
           </w:p>
         </w:tc>
       </w:tr>
@@ -6312,15 +6211,7 @@
         <w:t xml:space="preserve">The Tic Tac Toe </w:t>
       </w:r>
       <w:r>
-        <w:t xml:space="preserve">game is a classic two player strategy game built using C programming language with the </w:t>
-      </w:r>
-      <w:proofErr w:type="spellStart"/>
-      <w:r>
-        <w:t>Raylib</w:t>
-      </w:r>
-      <w:proofErr w:type="spellEnd"/>
-      <w:r>
-        <w:t xml:space="preserve"> graphics library. The primary purpose of this project is to create an interactive, graphical version of the traditional Tic Tac Toe game that includes user authentication and match statistics tracking. This system transforms a simple pen and paper </w:t>
+        <w:t xml:space="preserve">game is a classic two player strategy game built using C programming language with the Raylib graphics library. The primary purpose of this project is to create an interactive, graphical version of the traditional Tic Tac Toe game that includes user authentication and match statistics tracking. This system transforms a simple pen and paper </w:t>
       </w:r>
       <w:r>
         <w:t xml:space="preserve">game into a digital experience with a complete login/signup system, a visually appealing game board, and </w:t>
@@ -6344,21 +6235,7 @@
         <w:rPr>
           <w:rFonts w:cs="Times New Roman"/>
         </w:rPr>
-        <w:t xml:space="preserve">This project was developed as part of the BCA curriculum to demonstrate practical programming skills in C, including graphical interface development using </w:t>
-      </w:r>
-      <w:proofErr w:type="spellStart"/>
-      <w:r>
-        <w:rPr>
-          <w:rFonts w:cs="Times New Roman"/>
-        </w:rPr>
-        <w:t>Raylib</w:t>
-      </w:r>
-      <w:proofErr w:type="spellEnd"/>
-      <w:r>
-        <w:rPr>
-          <w:rFonts w:cs="Times New Roman"/>
-        </w:rPr>
-        <w:t>, file handling for user data and game statistics, and modular programming through header files and separate compilation units.</w:t>
+        <w:t>This project was developed as part of the BCA curriculum to demonstrate practical programming skills in C, including graphical interface development using Raylib, file handling for user data and game statistics, and modular programming through header files and separate compilation units.</w:t>
       </w:r>
     </w:p>
     <w:p>
@@ -6403,21 +6280,7 @@
         <w:rPr>
           <w:rFonts w:cs="Times New Roman"/>
         </w:rPr>
-        <w:t xml:space="preserve">While developing this project, we learned about graphical programming with </w:t>
-      </w:r>
-      <w:proofErr w:type="spellStart"/>
-      <w:r>
-        <w:rPr>
-          <w:rFonts w:cs="Times New Roman"/>
-        </w:rPr>
-        <w:t>Raylib</w:t>
-      </w:r>
-      <w:proofErr w:type="spellEnd"/>
-      <w:r>
-        <w:rPr>
-          <w:rFonts w:cs="Times New Roman"/>
-        </w:rPr>
-        <w:t>, file I/O operations for data persistence, and modular code organization in C. The game runs at 60 FPS in an 800×600 window, providing a smooth and responsive user experience.</w:t>
+        <w:t>While developing this project, we learned about graphical programming with Raylib, file I/O operations for data persistence, and modular code organization in C. The game runs at 60 FPS in an 800×600 window, providing a smooth and responsive user experience.</w:t>
       </w:r>
     </w:p>
     <w:p>
@@ -7001,21 +6864,7 @@
         <w:rPr>
           <w:lang w:val="en-US"/>
         </w:rPr>
-        <w:t xml:space="preserve">To develop a fully functional graphical Tic Tac Toe game using C programming language and the </w:t>
-      </w:r>
-      <w:proofErr w:type="spellStart"/>
-      <w:r>
-        <w:rPr>
-          <w:lang w:val="en-US"/>
-        </w:rPr>
-        <w:t>Raylib</w:t>
-      </w:r>
-      <w:proofErr w:type="spellEnd"/>
-      <w:r>
-        <w:rPr>
-          <w:lang w:val="en-US"/>
-        </w:rPr>
-        <w:t xml:space="preserve"> graphics library.</w:t>
+        <w:t>To develop a fully functional graphical Tic Tac Toe game using C programming language and the Raylib graphics library.</w:t>
       </w:r>
     </w:p>
     <w:p>
@@ -7063,7 +6912,19 @@
         <w:rPr>
           <w:lang w:val="en-US"/>
         </w:rPr>
-        <w:t>To automate the win/draw detection logic that checks all possible winning combinations (rows, columns, and diagonals) and draw conditions.</w:t>
+        <w:t>To automate the win/</w:t>
+      </w:r>
+      <w:r>
+        <w:rPr>
+          <w:lang w:val="en-US"/>
+        </w:rPr>
+        <w:t>lose/</w:t>
+      </w:r>
+      <w:r>
+        <w:rPr>
+          <w:lang w:val="en-US"/>
+        </w:rPr>
+        <w:t>draw detection logic.</w:t>
       </w:r>
     </w:p>
     <w:p>
@@ -7087,80 +6948,8 @@
         <w:rPr>
           <w:lang w:val="en-US"/>
         </w:rPr>
-        <w:t xml:space="preserve">To create a persistent match statistics system that records every game outcome (Player X win, Player </w:t>
-      </w:r>
-      <w:proofErr w:type="spellStart"/>
-      <w:r>
-        <w:rPr>
-          <w:lang w:val="en-US"/>
-        </w:rPr>
-        <w:t>O</w:t>
-      </w:r>
-      <w:proofErr w:type="spellEnd"/>
-      <w:r>
-        <w:rPr>
-          <w:lang w:val="en-US"/>
-        </w:rPr>
-        <w:t xml:space="preserve"> win, or Draw) to a text file.</w:t>
-      </w:r>
-    </w:p>
-    <w:p>
-      <w:pPr>
-        <w:numPr>
-          <w:ilvl w:val="0"/>
-          <w:numId w:val="29"/>
-        </w:numPr>
-        <w:tabs>
-          <w:tab w:val="clear" w:pos="720"/>
-          <w:tab w:val="num" w:pos="450"/>
-        </w:tabs>
-        <w:spacing w:after="0" w:line="360" w:lineRule="auto"/>
-        <w:ind w:left="360" w:hanging="180"/>
-        <w:jc w:val="both"/>
-        <w:rPr>
-          <w:lang w:val="en-US"/>
-        </w:rPr>
-      </w:pPr>
-      <w:r>
-        <w:rPr>
-          <w:lang w:val="en-US"/>
-        </w:rPr>
-        <w:t>To implement a statistics overlay that allows players to view match history and cumulative win/loss/draw records during gameplay.</w:t>
-      </w:r>
-    </w:p>
-    <w:p>
-      <w:pPr>
-        <w:numPr>
-          <w:ilvl w:val="0"/>
-          <w:numId w:val="29"/>
-        </w:numPr>
-        <w:tabs>
-          <w:tab w:val="clear" w:pos="720"/>
-          <w:tab w:val="num" w:pos="450"/>
-        </w:tabs>
-        <w:spacing w:after="0" w:line="360" w:lineRule="auto"/>
-        <w:ind w:left="360" w:hanging="180"/>
-        <w:jc w:val="both"/>
-        <w:rPr>
-          <w:lang w:val="en-US"/>
-        </w:rPr>
-      </w:pPr>
-      <w:r>
-        <w:rPr>
-          <w:lang w:val="en-US"/>
-        </w:rPr>
-        <w:t>To provide a seamless game reset mechanism allowing players to start new games without restarting the application.</w:t>
-      </w:r>
-    </w:p>
-    <w:p>
-      <w:pPr>
-        <w:spacing w:after="0" w:line="360" w:lineRule="auto"/>
-        <w:jc w:val="both"/>
-        <w:rPr>
-          <w:rFonts w:eastAsia="Times New Roman" w:cs="Times New Roman"/>
-          <w:szCs w:val="24"/>
-        </w:rPr>
-      </w:pPr>
+        <w:t>To create a persistent match statistics system that records every game outcome to a text file.</w:t>
+      </w:r>
     </w:p>
     <w:p>
       <w:pPr>
@@ -7489,35 +7278,19 @@
         <w:rPr>
           <w:rFonts w:cs="Times New Roman"/>
         </w:rPr>
-        <w:t xml:space="preserve"> The C programming language, combined with graphics libraries like </w:t>
-      </w:r>
-      <w:proofErr w:type="spellStart"/>
-      <w:r>
-        <w:rPr>
-          <w:rFonts w:cs="Times New Roman"/>
-        </w:rPr>
-        <w:t>Raylib</w:t>
-      </w:r>
-      <w:proofErr w:type="spellEnd"/>
-      <w:r>
-        <w:rPr>
-          <w:rFonts w:cs="Times New Roman"/>
-        </w:rPr>
-        <w:t xml:space="preserve">, provides an efficient platform for game development. </w:t>
-      </w:r>
-      <w:proofErr w:type="spellStart"/>
-      <w:r>
-        <w:rPr>
-          <w:rFonts w:cs="Times New Roman"/>
-        </w:rPr>
-        <w:t>Raylib</w:t>
-      </w:r>
-      <w:proofErr w:type="spellEnd"/>
-      <w:r>
-        <w:rPr>
-          <w:rFonts w:cs="Times New Roman"/>
-        </w:rPr>
-        <w:t xml:space="preserve"> is an open-source, cross-platform library designed specifically for game programming education. It provides simple APIs for window management, input handling, 2D/3D graphics rendering, and more — making it ideal for educational projects.</w:t>
+        <w:t> The C programming language, combined with graphics libraries like Raylib, provides an efficient platform for game development. Raylib is an open-source, cross-platform library designed specifically for game programming education. It provides simple APIs for window management, input handling, 2D/3D graphics rendering, and more</w:t>
+      </w:r>
+      <w:r>
+        <w:rPr>
+          <w:rFonts w:cs="Times New Roman"/>
+        </w:rPr>
+        <w:t xml:space="preserve">, </w:t>
+      </w:r>
+      <w:r>
+        <w:rPr>
+          <w:rFonts w:cs="Times New Roman"/>
+        </w:rPr>
+        <w:t>making it ideal for educational projects.</w:t>
       </w:r>
     </w:p>
     <w:p>
@@ -7725,13 +7498,16 @@
         <w:t xml:space="preserve"> </w:t>
       </w:r>
       <w:r>
-        <w:t xml:space="preserve">user </w:t>
-      </w:r>
-      <w:r>
-        <w:t xml:space="preserve">&amp; </w:t>
-      </w:r>
-      <w:r>
-        <w:t>functional requirements, and non-functional requirements.</w:t>
+        <w:t>user</w:t>
+      </w:r>
+      <w:r>
+        <w:t>,</w:t>
+      </w:r>
+      <w:r>
+        <w:t xml:space="preserve"> </w:t>
+      </w:r>
+      <w:r>
+        <w:t>functional and non-functional requirements.</w:t>
       </w:r>
     </w:p>
     <w:p>
@@ -7755,14 +7531,14 @@
       </w:tblPr>
       <w:tblGrid>
         <w:gridCol w:w="715"/>
-        <w:gridCol w:w="1529"/>
-        <w:gridCol w:w="2790"/>
-        <w:gridCol w:w="1261"/>
-        <w:gridCol w:w="2472"/>
+        <w:gridCol w:w="2611"/>
+        <w:gridCol w:w="2158"/>
+        <w:gridCol w:w="1170"/>
+        <w:gridCol w:w="2113"/>
       </w:tblGrid>
       <w:tr>
         <w:trPr>
-          <w:trHeight w:val="980"/>
+          <w:trHeight w:val="1160"/>
         </w:trPr>
         <w:tc>
           <w:tcPr>
@@ -7790,7 +7566,7 @@
         </w:tc>
         <w:tc>
           <w:tcPr>
-            <w:tcW w:w="872" w:type="pct"/>
+            <w:tcW w:w="1489" w:type="pct"/>
           </w:tcPr>
           <w:p>
             <w:pPr>
@@ -7825,7 +7601,7 @@
         </w:tc>
         <w:tc>
           <w:tcPr>
-            <w:tcW w:w="1591" w:type="pct"/>
+            <w:tcW w:w="1231" w:type="pct"/>
           </w:tcPr>
           <w:p>
             <w:pPr>
@@ -7846,7 +7622,7 @@
         </w:tc>
         <w:tc>
           <w:tcPr>
-            <w:tcW w:w="719" w:type="pct"/>
+            <w:tcW w:w="667" w:type="pct"/>
           </w:tcPr>
           <w:p>
             <w:pPr>
@@ -7867,7 +7643,7 @@
         </w:tc>
         <w:tc>
           <w:tcPr>
-            <w:tcW w:w="1410" w:type="pct"/>
+            <w:tcW w:w="1205" w:type="pct"/>
           </w:tcPr>
           <w:p>
             <w:pPr>
@@ -7885,7 +7661,7 @@
       </w:tr>
       <w:tr>
         <w:trPr>
-          <w:trHeight w:val="1070"/>
+          <w:trHeight w:val="1780"/>
         </w:trPr>
         <w:tc>
           <w:tcPr>
@@ -7903,7 +7679,7 @@
         </w:tc>
         <w:tc>
           <w:tcPr>
-            <w:tcW w:w="872" w:type="pct"/>
+            <w:tcW w:w="1489" w:type="pct"/>
             <w:hideMark/>
           </w:tcPr>
           <w:p>
@@ -7937,7 +7713,7 @@
         </w:tc>
         <w:tc>
           <w:tcPr>
-            <w:tcW w:w="1591" w:type="pct"/>
+            <w:tcW w:w="1231" w:type="pct"/>
             <w:hideMark/>
           </w:tcPr>
           <w:p>
@@ -7951,7 +7727,7 @@
         </w:tc>
         <w:tc>
           <w:tcPr>
-            <w:tcW w:w="719" w:type="pct"/>
+            <w:tcW w:w="667" w:type="pct"/>
             <w:hideMark/>
           </w:tcPr>
           <w:p>
@@ -7971,7 +7747,7 @@
         </w:tc>
         <w:tc>
           <w:tcPr>
-            <w:tcW w:w="1410" w:type="pct"/>
+            <w:tcW w:w="1205" w:type="pct"/>
             <w:hideMark/>
           </w:tcPr>
           <w:p>
@@ -7986,7 +7762,7 @@
       </w:tr>
       <w:tr>
         <w:trPr>
-          <w:trHeight w:val="1076"/>
+          <w:trHeight w:val="1790"/>
         </w:trPr>
         <w:tc>
           <w:tcPr>
@@ -8010,7 +7786,7 @@
         </w:tc>
         <w:tc>
           <w:tcPr>
-            <w:tcW w:w="872" w:type="pct"/>
+            <w:tcW w:w="1489" w:type="pct"/>
             <w:hideMark/>
           </w:tcPr>
           <w:p>
@@ -8023,7 +7799,7 @@
           </w:p>
           <w:p>
             <w:pPr>
-              <w:spacing w:after="160" w:line="360" w:lineRule="auto"/>
+              <w:spacing w:line="360" w:lineRule="auto"/>
               <w:rPr>
                 <w:rFonts w:cs="Times New Roman"/>
               </w:rPr>
@@ -8032,13 +7808,25 @@
               <w:rPr>
                 <w:rFonts w:cs="Times New Roman"/>
               </w:rPr>
-              <w:t>(Authentication) System</w:t>
+              <w:t>(Authentication)</w:t>
+            </w:r>
+            <w:r>
+              <w:rPr>
+                <w:rFonts w:cs="Times New Roman"/>
+              </w:rPr>
+              <w:t xml:space="preserve"> </w:t>
+            </w:r>
+            <w:r>
+              <w:rPr>
+                <w:rFonts w:cs="Times New Roman"/>
+              </w:rPr>
+              <w:t>System</w:t>
             </w:r>
           </w:p>
         </w:tc>
         <w:tc>
           <w:tcPr>
-            <w:tcW w:w="1591" w:type="pct"/>
+            <w:tcW w:w="1231" w:type="pct"/>
             <w:hideMark/>
           </w:tcPr>
           <w:p>
@@ -8052,7 +7840,7 @@
         </w:tc>
         <w:tc>
           <w:tcPr>
-            <w:tcW w:w="719" w:type="pct"/>
+            <w:tcW w:w="667" w:type="pct"/>
             <w:hideMark/>
           </w:tcPr>
           <w:p>
@@ -8072,7 +7860,7 @@
         </w:tc>
         <w:tc>
           <w:tcPr>
-            <w:tcW w:w="1410" w:type="pct"/>
+            <w:tcW w:w="1205" w:type="pct"/>
             <w:hideMark/>
           </w:tcPr>
           <w:p>
@@ -8093,7 +7881,7 @@
       </w:tr>
       <w:tr>
         <w:trPr>
-          <w:trHeight w:val="826"/>
+          <w:trHeight w:val="1374"/>
         </w:trPr>
         <w:tc>
           <w:tcPr>
@@ -8117,7 +7905,7 @@
         </w:tc>
         <w:tc>
           <w:tcPr>
-            <w:tcW w:w="872" w:type="pct"/>
+            <w:tcW w:w="1489" w:type="pct"/>
             <w:hideMark/>
           </w:tcPr>
           <w:p>
@@ -8137,7 +7925,7 @@
         </w:tc>
         <w:tc>
           <w:tcPr>
-            <w:tcW w:w="1591" w:type="pct"/>
+            <w:tcW w:w="1231" w:type="pct"/>
             <w:hideMark/>
           </w:tcPr>
           <w:p>
@@ -8151,7 +7939,7 @@
         </w:tc>
         <w:tc>
           <w:tcPr>
-            <w:tcW w:w="719" w:type="pct"/>
+            <w:tcW w:w="667" w:type="pct"/>
             <w:hideMark/>
           </w:tcPr>
           <w:p>
@@ -8171,7 +7959,7 @@
         </w:tc>
         <w:tc>
           <w:tcPr>
-            <w:tcW w:w="1410" w:type="pct"/>
+            <w:tcW w:w="1205" w:type="pct"/>
             <w:hideMark/>
           </w:tcPr>
           <w:p>
@@ -8192,7 +7980,7 @@
       </w:tr>
       <w:tr>
         <w:trPr>
-          <w:trHeight w:val="835"/>
+          <w:trHeight w:val="1389"/>
         </w:trPr>
         <w:tc>
           <w:tcPr>
@@ -8216,7 +8004,7 @@
         </w:tc>
         <w:tc>
           <w:tcPr>
-            <w:tcW w:w="872" w:type="pct"/>
+            <w:tcW w:w="1489" w:type="pct"/>
             <w:hideMark/>
           </w:tcPr>
           <w:p>
@@ -8230,7 +8018,7 @@
         </w:tc>
         <w:tc>
           <w:tcPr>
-            <w:tcW w:w="1591" w:type="pct"/>
+            <w:tcW w:w="1231" w:type="pct"/>
             <w:hideMark/>
           </w:tcPr>
           <w:p>
@@ -8244,7 +8032,7 @@
         </w:tc>
         <w:tc>
           <w:tcPr>
-            <w:tcW w:w="719" w:type="pct"/>
+            <w:tcW w:w="667" w:type="pct"/>
             <w:hideMark/>
           </w:tcPr>
           <w:p>
@@ -8264,7 +8052,7 @@
         </w:tc>
         <w:tc>
           <w:tcPr>
-            <w:tcW w:w="1410" w:type="pct"/>
+            <w:tcW w:w="1205" w:type="pct"/>
             <w:hideMark/>
           </w:tcPr>
           <w:p>
@@ -8285,7 +8073,7 @@
       </w:tr>
       <w:tr>
         <w:trPr>
-          <w:trHeight w:val="987"/>
+          <w:trHeight w:val="1642"/>
         </w:trPr>
         <w:tc>
           <w:tcPr>
@@ -8309,7 +8097,7 @@
         </w:tc>
         <w:tc>
           <w:tcPr>
-            <w:tcW w:w="872" w:type="pct"/>
+            <w:tcW w:w="1489" w:type="pct"/>
             <w:hideMark/>
           </w:tcPr>
           <w:p>
@@ -8323,7 +8111,7 @@
         </w:tc>
         <w:tc>
           <w:tcPr>
-            <w:tcW w:w="1591" w:type="pct"/>
+            <w:tcW w:w="1231" w:type="pct"/>
             <w:hideMark/>
           </w:tcPr>
           <w:p>
@@ -8337,7 +8125,7 @@
         </w:tc>
         <w:tc>
           <w:tcPr>
-            <w:tcW w:w="719" w:type="pct"/>
+            <w:tcW w:w="667" w:type="pct"/>
             <w:hideMark/>
           </w:tcPr>
           <w:p>
@@ -8357,7 +8145,7 @@
         </w:tc>
         <w:tc>
           <w:tcPr>
-            <w:tcW w:w="1410" w:type="pct"/>
+            <w:tcW w:w="1205" w:type="pct"/>
             <w:hideMark/>
           </w:tcPr>
           <w:p>
@@ -8390,24 +8178,25 @@
     <w:tbl>
       <w:tblPr>
         <w:tblStyle w:val="TableGridLight"/>
-        <w:tblpPr w:leftFromText="180" w:rightFromText="180" w:vertAnchor="page" w:horzAnchor="margin" w:tblpY="549"/>
-        <w:tblW w:w="8725" w:type="dxa"/>
+        <w:tblpPr w:leftFromText="180" w:rightFromText="180" w:vertAnchor="page" w:horzAnchor="margin" w:tblpY="1645"/>
+        <w:tblW w:w="8896" w:type="dxa"/>
+        <w:tblLayout w:type="fixed"/>
         <w:tblLook w:val="04A0" w:firstRow="1" w:lastRow="0" w:firstColumn="1" w:lastColumn="0" w:noHBand="0" w:noVBand="1"/>
       </w:tblPr>
       <w:tblGrid>
-        <w:gridCol w:w="715"/>
-        <w:gridCol w:w="1497"/>
-        <w:gridCol w:w="2860"/>
-        <w:gridCol w:w="1256"/>
-        <w:gridCol w:w="2397"/>
+        <w:gridCol w:w="721"/>
+        <w:gridCol w:w="2634"/>
+        <w:gridCol w:w="2180"/>
+        <w:gridCol w:w="1181"/>
+        <w:gridCol w:w="2180"/>
       </w:tblGrid>
       <w:tr>
         <w:trPr>
-          <w:trHeight w:val="707"/>
+          <w:trHeight w:val="742"/>
         </w:trPr>
         <w:tc>
           <w:tcPr>
-            <w:tcW w:w="715" w:type="dxa"/>
+            <w:tcW w:w="721" w:type="dxa"/>
             <w:hideMark/>
           </w:tcPr>
           <w:p>
@@ -8417,6 +8206,7 @@
                 <w:rFonts w:cs="Times New Roman"/>
               </w:rPr>
             </w:pPr>
+            <w:bookmarkStart w:id="9" w:name="_Toc234484875"/>
             <w:r>
               <w:rPr>
                 <w:rFonts w:cs="Times New Roman"/>
@@ -8428,7 +8218,7 @@
         </w:tc>
         <w:tc>
           <w:tcPr>
-            <w:tcW w:w="1497" w:type="dxa"/>
+            <w:tcW w:w="2634" w:type="dxa"/>
             <w:hideMark/>
           </w:tcPr>
           <w:p>
@@ -8442,7 +8232,7 @@
         </w:tc>
         <w:tc>
           <w:tcPr>
-            <w:tcW w:w="0" w:type="auto"/>
+            <w:tcW w:w="2180" w:type="dxa"/>
             <w:hideMark/>
           </w:tcPr>
           <w:p>
@@ -8456,7 +8246,7 @@
         </w:tc>
         <w:tc>
           <w:tcPr>
-            <w:tcW w:w="1256" w:type="dxa"/>
+            <w:tcW w:w="1181" w:type="dxa"/>
             <w:hideMark/>
           </w:tcPr>
           <w:p>
@@ -8470,7 +8260,7 @@
         </w:tc>
         <w:tc>
           <w:tcPr>
-            <w:tcW w:w="2397" w:type="dxa"/>
+            <w:tcW w:w="2180" w:type="dxa"/>
             <w:hideMark/>
           </w:tcPr>
           <w:p>
@@ -8485,11 +8275,11 @@
       </w:tr>
       <w:tr>
         <w:trPr>
-          <w:trHeight w:val="999"/>
+          <w:trHeight w:val="1049"/>
         </w:trPr>
         <w:tc>
           <w:tcPr>
-            <w:tcW w:w="715" w:type="dxa"/>
+            <w:tcW w:w="721" w:type="dxa"/>
             <w:hideMark/>
           </w:tcPr>
           <w:p>
@@ -8509,7 +8299,7 @@
         </w:tc>
         <w:tc>
           <w:tcPr>
-            <w:tcW w:w="1497" w:type="dxa"/>
+            <w:tcW w:w="2634" w:type="dxa"/>
             <w:hideMark/>
           </w:tcPr>
           <w:p>
@@ -8523,7 +8313,7 @@
         </w:tc>
         <w:tc>
           <w:tcPr>
-            <w:tcW w:w="0" w:type="auto"/>
+            <w:tcW w:w="2180" w:type="dxa"/>
             <w:hideMark/>
           </w:tcPr>
           <w:p>
@@ -8540,7 +8330,7 @@
         </w:tc>
         <w:tc>
           <w:tcPr>
-            <w:tcW w:w="1256" w:type="dxa"/>
+            <w:tcW w:w="1181" w:type="dxa"/>
             <w:hideMark/>
           </w:tcPr>
           <w:p>
@@ -8554,7 +8344,7 @@
         </w:tc>
         <w:tc>
           <w:tcPr>
-            <w:tcW w:w="2397" w:type="dxa"/>
+            <w:tcW w:w="2180" w:type="dxa"/>
             <w:hideMark/>
           </w:tcPr>
           <w:p>
@@ -8569,11 +8359,11 @@
       </w:tr>
       <w:tr>
         <w:trPr>
-          <w:trHeight w:val="989"/>
+          <w:trHeight w:val="1038"/>
         </w:trPr>
         <w:tc>
           <w:tcPr>
-            <w:tcW w:w="715" w:type="dxa"/>
+            <w:tcW w:w="721" w:type="dxa"/>
             <w:hideMark/>
           </w:tcPr>
           <w:p>
@@ -8593,7 +8383,7 @@
         </w:tc>
         <w:tc>
           <w:tcPr>
-            <w:tcW w:w="1497" w:type="dxa"/>
+            <w:tcW w:w="2634" w:type="dxa"/>
             <w:hideMark/>
           </w:tcPr>
           <w:p>
@@ -8607,7 +8397,7 @@
         </w:tc>
         <w:tc>
           <w:tcPr>
-            <w:tcW w:w="0" w:type="auto"/>
+            <w:tcW w:w="2180" w:type="dxa"/>
             <w:hideMark/>
           </w:tcPr>
           <w:p>
@@ -8621,7 +8411,7 @@
         </w:tc>
         <w:tc>
           <w:tcPr>
-            <w:tcW w:w="1256" w:type="dxa"/>
+            <w:tcW w:w="1181" w:type="dxa"/>
             <w:hideMark/>
           </w:tcPr>
           <w:p>
@@ -8635,7 +8425,7 @@
         </w:tc>
         <w:tc>
           <w:tcPr>
-            <w:tcW w:w="2397" w:type="dxa"/>
+            <w:tcW w:w="2180" w:type="dxa"/>
             <w:hideMark/>
           </w:tcPr>
           <w:p>
@@ -8650,11 +8440,11 @@
       </w:tr>
       <w:tr>
         <w:trPr>
-          <w:trHeight w:val="999"/>
+          <w:trHeight w:val="1049"/>
         </w:trPr>
         <w:tc>
           <w:tcPr>
-            <w:tcW w:w="715" w:type="dxa"/>
+            <w:tcW w:w="721" w:type="dxa"/>
             <w:hideMark/>
           </w:tcPr>
           <w:p>
@@ -8674,7 +8464,7 @@
         </w:tc>
         <w:tc>
           <w:tcPr>
-            <w:tcW w:w="1497" w:type="dxa"/>
+            <w:tcW w:w="2634" w:type="dxa"/>
             <w:hideMark/>
           </w:tcPr>
           <w:p>
@@ -8688,7 +8478,7 @@
         </w:tc>
         <w:tc>
           <w:tcPr>
-            <w:tcW w:w="0" w:type="auto"/>
+            <w:tcW w:w="2180" w:type="dxa"/>
             <w:hideMark/>
           </w:tcPr>
           <w:p>
@@ -8702,7 +8492,7 @@
         </w:tc>
         <w:tc>
           <w:tcPr>
-            <w:tcW w:w="1256" w:type="dxa"/>
+            <w:tcW w:w="1181" w:type="dxa"/>
             <w:hideMark/>
           </w:tcPr>
           <w:p>
@@ -8716,7 +8506,7 @@
         </w:tc>
         <w:tc>
           <w:tcPr>
-            <w:tcW w:w="2397" w:type="dxa"/>
+            <w:tcW w:w="2180" w:type="dxa"/>
             <w:hideMark/>
           </w:tcPr>
           <w:p>
@@ -8731,11 +8521,11 @@
       </w:tr>
       <w:tr>
         <w:trPr>
-          <w:trHeight w:val="989"/>
+          <w:trHeight w:val="1038"/>
         </w:trPr>
         <w:tc>
           <w:tcPr>
-            <w:tcW w:w="715" w:type="dxa"/>
+            <w:tcW w:w="721" w:type="dxa"/>
             <w:hideMark/>
           </w:tcPr>
           <w:p>
@@ -8755,7 +8545,7 @@
         </w:tc>
         <w:tc>
           <w:tcPr>
-            <w:tcW w:w="1497" w:type="dxa"/>
+            <w:tcW w:w="2634" w:type="dxa"/>
             <w:hideMark/>
           </w:tcPr>
           <w:p>
@@ -8769,7 +8559,7 @@
         </w:tc>
         <w:tc>
           <w:tcPr>
-            <w:tcW w:w="0" w:type="auto"/>
+            <w:tcW w:w="2180" w:type="dxa"/>
             <w:hideMark/>
           </w:tcPr>
           <w:p>
@@ -8783,7 +8573,7 @@
         </w:tc>
         <w:tc>
           <w:tcPr>
-            <w:tcW w:w="1256" w:type="dxa"/>
+            <w:tcW w:w="1181" w:type="dxa"/>
             <w:hideMark/>
           </w:tcPr>
           <w:p>
@@ -8797,7 +8587,7 @@
         </w:tc>
         <w:tc>
           <w:tcPr>
-            <w:tcW w:w="2397" w:type="dxa"/>
+            <w:tcW w:w="2180" w:type="dxa"/>
             <w:hideMark/>
           </w:tcPr>
           <w:p>
@@ -8812,11 +8602,11 @@
       </w:tr>
       <w:tr>
         <w:trPr>
-          <w:trHeight w:val="999"/>
+          <w:trHeight w:val="1049"/>
         </w:trPr>
         <w:tc>
           <w:tcPr>
-            <w:tcW w:w="715" w:type="dxa"/>
+            <w:tcW w:w="721" w:type="dxa"/>
             <w:hideMark/>
           </w:tcPr>
           <w:p>
@@ -8836,7 +8626,7 @@
         </w:tc>
         <w:tc>
           <w:tcPr>
-            <w:tcW w:w="1497" w:type="dxa"/>
+            <w:tcW w:w="2634" w:type="dxa"/>
             <w:hideMark/>
           </w:tcPr>
           <w:p>
@@ -8850,7 +8640,7 @@
         </w:tc>
         <w:tc>
           <w:tcPr>
-            <w:tcW w:w="0" w:type="auto"/>
+            <w:tcW w:w="2180" w:type="dxa"/>
             <w:hideMark/>
           </w:tcPr>
           <w:p>
@@ -8878,7 +8668,7 @@
         </w:tc>
         <w:tc>
           <w:tcPr>
-            <w:tcW w:w="1256" w:type="dxa"/>
+            <w:tcW w:w="1181" w:type="dxa"/>
             <w:hideMark/>
           </w:tcPr>
           <w:p>
@@ -8892,7 +8682,7 @@
         </w:tc>
         <w:tc>
           <w:tcPr>
-            <w:tcW w:w="2397" w:type="dxa"/>
+            <w:tcW w:w="2180" w:type="dxa"/>
             <w:hideMark/>
           </w:tcPr>
           <w:p>
@@ -8907,11 +8697,11 @@
       </w:tr>
       <w:tr>
         <w:trPr>
-          <w:trHeight w:val="989"/>
+          <w:trHeight w:val="1038"/>
         </w:trPr>
         <w:tc>
           <w:tcPr>
-            <w:tcW w:w="715" w:type="dxa"/>
+            <w:tcW w:w="721" w:type="dxa"/>
             <w:hideMark/>
           </w:tcPr>
           <w:p>
@@ -8931,7 +8721,7 @@
         </w:tc>
         <w:tc>
           <w:tcPr>
-            <w:tcW w:w="1497" w:type="dxa"/>
+            <w:tcW w:w="2634" w:type="dxa"/>
             <w:hideMark/>
           </w:tcPr>
           <w:p>
@@ -8945,7 +8735,7 @@
         </w:tc>
         <w:tc>
           <w:tcPr>
-            <w:tcW w:w="0" w:type="auto"/>
+            <w:tcW w:w="2180" w:type="dxa"/>
             <w:hideMark/>
           </w:tcPr>
           <w:p>
@@ -8959,7 +8749,7 @@
         </w:tc>
         <w:tc>
           <w:tcPr>
-            <w:tcW w:w="1256" w:type="dxa"/>
+            <w:tcW w:w="1181" w:type="dxa"/>
             <w:hideMark/>
           </w:tcPr>
           <w:p>
@@ -8973,7 +8763,7 @@
         </w:tc>
         <w:tc>
           <w:tcPr>
-            <w:tcW w:w="2397" w:type="dxa"/>
+            <w:tcW w:w="2180" w:type="dxa"/>
             <w:hideMark/>
           </w:tcPr>
           <w:p>
@@ -8991,7 +8781,11 @@
       <w:pPr>
         <w:pStyle w:val="Caption"/>
       </w:pPr>
-      <w:bookmarkStart w:id="9" w:name="_Toc234484875"/>
+    </w:p>
+    <w:p>
+      <w:pPr>
+        <w:pStyle w:val="Caption"/>
+      </w:pPr>
       <w:r>
         <w:t xml:space="preserve">Table </w:t>
       </w:r>
@@ -9315,6 +9109,7 @@
           <w:szCs w:val="28"/>
           <w:lang w:val="en-US"/>
         </w:rPr>
+        <w:lastRenderedPageBreak/>
         <w:t>Non-Functional Requirements</w:t>
       </w:r>
       <w:bookmarkEnd w:id="12"/>
@@ -9421,7 +9216,6 @@
         <w:rPr>
           <w:lang w:val="en-US"/>
         </w:rPr>
-        <w:lastRenderedPageBreak/>
         <w:t>File-based storage should be reliable and persistent</w:t>
       </w:r>
     </w:p>
@@ -9535,24 +9329,24 @@
     <w:p>
       <w:pPr>
         <w:pStyle w:val="Heading1"/>
+        <w:spacing w:before="0" w:after="0" w:line="360" w:lineRule="auto"/>
+        <w:jc w:val="both"/>
+      </w:pPr>
+      <w:bookmarkStart w:id="13" w:name="_Toc234570734"/>
+      <w:r>
+        <w:lastRenderedPageBreak/>
+        <w:t>System</w:t>
+      </w:r>
+      <w:r>
+        <w:t xml:space="preserve"> Design</w:t>
+      </w:r>
+      <w:bookmarkEnd w:id="13"/>
+    </w:p>
+    <w:p>
+      <w:pPr>
         <w:spacing w:after="0" w:line="360" w:lineRule="auto"/>
         <w:jc w:val="both"/>
       </w:pPr>
-      <w:bookmarkStart w:id="13" w:name="_Toc234570734"/>
-      <w:r>
-        <w:lastRenderedPageBreak/>
-        <w:t>System</w:t>
-      </w:r>
-      <w:r>
-        <w:t xml:space="preserve"> Design</w:t>
-      </w:r>
-      <w:bookmarkEnd w:id="13"/>
-    </w:p>
-    <w:p>
-      <w:pPr>
-        <w:spacing w:after="0" w:line="360" w:lineRule="auto"/>
-        <w:jc w:val="both"/>
-      </w:pPr>
       <w:r>
         <w:t xml:space="preserve">System Design represents the structure and operation of the </w:t>
       </w:r>
@@ -9566,7 +9360,7 @@
     <w:p>
       <w:pPr>
         <w:pStyle w:val="Heading2"/>
-        <w:spacing w:after="0" w:line="360" w:lineRule="auto"/>
+        <w:spacing w:before="0" w:after="0" w:line="360" w:lineRule="auto"/>
       </w:pPr>
       <w:bookmarkStart w:id="14" w:name="_Toc234570735"/>
       <w:r>
@@ -9583,11 +9377,20 @@
         <w:jc w:val="both"/>
       </w:pPr>
       <w:r>
+        <w:t>DFD (Data Flow Diagram) is a graphical representation of how data moves through a system. It shows the flow of information between users, processes, data stores, and external entities without describing the program's internal logic.</w:t>
+      </w:r>
+    </w:p>
+    <w:p>
+      <w:pPr>
+        <w:pStyle w:val="Caption"/>
+      </w:pPr>
+      <w:bookmarkStart w:id="15" w:name="_Toc234569705"/>
+      <w:r>
         <w:rPr>
           <w:noProof/>
         </w:rPr>
         <w:drawing>
-          <wp:inline distT="0" distB="0" distL="0" distR="0" wp14:anchorId="6E212C48" wp14:editId="6F84DCD1">
+          <wp:inline distT="0" distB="0" distL="0" distR="0" wp14:anchorId="0D3F2844" wp14:editId="4AF8618A">
             <wp:extent cx="4968240" cy="4968240"/>
             <wp:effectExtent l="0" t="0" r="3810" b="3810"/>
             <wp:docPr id="1848718914" name="Picture 6"/>
@@ -9602,7 +9405,7 @@
                     <pic:cNvPicPr/>
                   </pic:nvPicPr>
                   <pic:blipFill>
-                    <a:blip r:embed="rId13">
+                    <a:blip r:embed="rId14">
                       <a:extLst>
                         <a:ext uri="{28A0092B-C50C-407E-A947-70E740481C1C}">
                           <a14:useLocalDpi xmlns:a14="http://schemas.microsoft.com/office/drawing/2010/main" val="0"/>
@@ -9628,12 +9431,6 @@
           </wp:inline>
         </w:drawing>
       </w:r>
-    </w:p>
-    <w:p>
-      <w:pPr>
-        <w:pStyle w:val="Caption"/>
-      </w:pPr>
-      <w:bookmarkStart w:id="15" w:name="_Toc234569705"/>
       <w:r>
         <w:t xml:space="preserve">Figure </w:t>
       </w:r>
@@ -9720,7 +9517,7 @@
                     <pic:cNvPicPr/>
                   </pic:nvPicPr>
                   <pic:blipFill>
-                    <a:blip r:embed="rId14">
+                    <a:blip r:embed="rId15">
                       <a:extLst>
                         <a:ext uri="{28A0092B-C50C-407E-A947-70E740481C1C}">
                           <a14:useLocalDpi xmlns:a14="http://schemas.microsoft.com/office/drawing/2010/main" val="0"/>
@@ -9831,7 +9628,7 @@
     <w:p>
       <w:pPr>
         <w:pStyle w:val="Heading2"/>
-        <w:spacing w:line="360" w:lineRule="auto"/>
+        <w:spacing w:after="0" w:line="360" w:lineRule="auto"/>
         <w:rPr>
           <w:szCs w:val="28"/>
         </w:rPr>
@@ -9848,6 +9645,14 @@
     </w:p>
     <w:p>
       <w:pPr>
+        <w:jc w:val="both"/>
+      </w:pPr>
+      <w:r>
+        <w:t>A Flowchart is a graphical representation of the step-by-step sequence of operations in a program or process. It uses standard symbols connected by arrows to show the order in which tasks are performed and decisions are made.</w:t>
+      </w:r>
+    </w:p>
+    <w:p>
+      <w:pPr>
         <w:spacing w:line="360" w:lineRule="auto"/>
         <w:jc w:val="both"/>
       </w:pPr>
@@ -9864,7 +9669,7 @@
           <w:noProof/>
         </w:rPr>
         <w:drawing>
-          <wp:inline distT="0" distB="0" distL="0" distR="0" wp14:anchorId="1C4C735F" wp14:editId="2641A7EE">
+          <wp:inline distT="0" distB="0" distL="0" distR="0" wp14:anchorId="1C4C735F" wp14:editId="0E5BA2D1">
             <wp:extent cx="4899660" cy="5507410"/>
             <wp:effectExtent l="0" t="0" r="0" b="0"/>
             <wp:docPr id="1797233068" name="Picture 4"/>
@@ -9876,124 +9681,6 @@
                 <pic:pic xmlns:pic="http://schemas.openxmlformats.org/drawingml/2006/picture">
                   <pic:nvPicPr>
                     <pic:cNvPr id="1797233068" name="Picture 1797233068"/>
-                    <pic:cNvPicPr/>
-                  </pic:nvPicPr>
-                  <pic:blipFill>
-                    <a:blip r:embed="rId15">
-                      <a:extLst>
-                        <a:ext uri="{28A0092B-C50C-407E-A947-70E740481C1C}">
-                          <a14:useLocalDpi xmlns:a14="http://schemas.microsoft.com/office/drawing/2010/main" val="0"/>
-                        </a:ext>
-                      </a:extLst>
-                    </a:blip>
-                    <a:stretch>
-                      <a:fillRect/>
-                    </a:stretch>
-                  </pic:blipFill>
-                  <pic:spPr>
-                    <a:xfrm>
-                      <a:off x="0" y="0"/>
-                      <a:ext cx="4915869" cy="5525629"/>
-                    </a:xfrm>
-                    <a:prstGeom prst="rect">
-                      <a:avLst/>
-                    </a:prstGeom>
-                  </pic:spPr>
-                </pic:pic>
-              </a:graphicData>
-            </a:graphic>
-          </wp:inline>
-        </w:drawing>
-      </w:r>
-    </w:p>
-    <w:p>
-      <w:pPr>
-        <w:pStyle w:val="Caption"/>
-      </w:pPr>
-      <w:bookmarkStart w:id="18" w:name="_Toc234569707"/>
-      <w:r>
-        <w:t xml:space="preserve">Figure </w:t>
-      </w:r>
-      <w:r>
-        <w:fldChar w:fldCharType="begin"/>
-      </w:r>
-      <w:r>
-        <w:instrText xml:space="preserve"> STYLEREF 1 \s </w:instrText>
-      </w:r>
-      <w:r>
-        <w:fldChar w:fldCharType="separate"/>
-      </w:r>
-      <w:r>
-        <w:rPr>
-          <w:noProof/>
-        </w:rPr>
-        <w:t>6</w:t>
-      </w:r>
-      <w:r>
-        <w:fldChar w:fldCharType="end"/>
-      </w:r>
-      <w:r>
-        <w:t>.</w:t>
-      </w:r>
-      <w:r>
-        <w:fldChar w:fldCharType="begin"/>
-      </w:r>
-      <w:r>
-        <w:instrText xml:space="preserve"> SEQ Figure \* ARABIC \s 1 </w:instrText>
-      </w:r>
-      <w:r>
-        <w:fldChar w:fldCharType="separate"/>
-      </w:r>
-      <w:r>
-        <w:rPr>
-          <w:noProof/>
-        </w:rPr>
-        <w:t>3</w:t>
-      </w:r>
-      <w:r>
-        <w:fldChar w:fldCharType="end"/>
-      </w:r>
-      <w:r>
-        <w:t xml:space="preserve">: </w:t>
-      </w:r>
-      <w:r>
-        <w:t>Flowchart of Login/Signup in Tic Tac Toe System</w:t>
-      </w:r>
-      <w:bookmarkEnd w:id="18"/>
-    </w:p>
-    <w:p>
-      <w:pPr>
-        <w:rPr>
-          <w:iCs/>
-          <w:color w:val="000000" w:themeColor="text1"/>
-          <w:sz w:val="20"/>
-          <w:szCs w:val="18"/>
-        </w:rPr>
-      </w:pPr>
-      <w:r>
-        <w:br w:type="page"/>
-      </w:r>
-      <w:r>
-        <w:rPr>
-          <w:noProof/>
-          <w:color w:val="000000" w:themeColor="text1"/>
-          <w:sz w:val="20"/>
-          <w:szCs w:val="18"/>
-        </w:rPr>
-        <w:lastRenderedPageBreak/>
-        <w:drawing>
-          <wp:inline distT="0" distB="0" distL="0" distR="0" wp14:anchorId="552788B6" wp14:editId="6C44E9C0">
-            <wp:extent cx="4297680" cy="6941361"/>
-            <wp:effectExtent l="0" t="0" r="7620" b="0"/>
-            <wp:docPr id="136545972" name="Picture 5"/>
-            <wp:cNvGraphicFramePr>
-              <a:graphicFrameLocks xmlns:a="http://schemas.openxmlformats.org/drawingml/2006/main" noChangeAspect="1"/>
-            </wp:cNvGraphicFramePr>
-            <a:graphic xmlns:a="http://schemas.openxmlformats.org/drawingml/2006/main">
-              <a:graphicData uri="http://schemas.openxmlformats.org/drawingml/2006/picture">
-                <pic:pic xmlns:pic="http://schemas.openxmlformats.org/drawingml/2006/picture">
-                  <pic:nvPicPr>
-                    <pic:cNvPr id="136545972" name="Picture 136545972"/>
                     <pic:cNvPicPr/>
                   </pic:nvPicPr>
                   <pic:blipFill>
@@ -10011,7 +9698,7 @@
                   <pic:spPr>
                     <a:xfrm>
                       <a:off x="0" y="0"/>
-                      <a:ext cx="4304855" cy="6952949"/>
+                      <a:ext cx="4899660" cy="5507410"/>
                     </a:xfrm>
                     <a:prstGeom prst="rect">
                       <a:avLst/>
@@ -10028,7 +9715,150 @@
       <w:pPr>
         <w:pStyle w:val="Caption"/>
       </w:pPr>
+      <w:bookmarkStart w:id="18" w:name="_Toc234569707"/>
+      <w:r>
+        <w:t xml:space="preserve">Figure </w:t>
+      </w:r>
+      <w:r>
+        <w:fldChar w:fldCharType="begin"/>
+      </w:r>
+      <w:r>
+        <w:instrText xml:space="preserve"> STYLEREF 1 \s </w:instrText>
+      </w:r>
+      <w:r>
+        <w:fldChar w:fldCharType="separate"/>
+      </w:r>
+      <w:r>
+        <w:rPr>
+          <w:noProof/>
+        </w:rPr>
+        <w:t>6</w:t>
+      </w:r>
+      <w:r>
+        <w:fldChar w:fldCharType="end"/>
+      </w:r>
+      <w:r>
+        <w:t>.</w:t>
+      </w:r>
+      <w:r>
+        <w:fldChar w:fldCharType="begin"/>
+      </w:r>
+      <w:r>
+        <w:instrText xml:space="preserve"> SEQ Figure \* ARABIC \s 1 </w:instrText>
+      </w:r>
+      <w:r>
+        <w:fldChar w:fldCharType="separate"/>
+      </w:r>
+      <w:r>
+        <w:rPr>
+          <w:noProof/>
+        </w:rPr>
+        <w:t>3</w:t>
+      </w:r>
+      <w:r>
+        <w:fldChar w:fldCharType="end"/>
+      </w:r>
+      <w:r>
+        <w:t xml:space="preserve">: </w:t>
+      </w:r>
+      <w:r>
+        <w:t>Flowchart of Login/Signup in Tic Tac Toe System</w:t>
+      </w:r>
+      <w:bookmarkEnd w:id="18"/>
+    </w:p>
+    <w:p>
+      <w:pPr>
+        <w:rPr>
+          <w:iCs/>
+          <w:color w:val="000000" w:themeColor="text1"/>
+          <w:sz w:val="20"/>
+          <w:szCs w:val="18"/>
+        </w:rPr>
+      </w:pPr>
+      <w:r>
+        <w:br w:type="page"/>
+      </w:r>
+    </w:p>
+    <w:p>
+      <w:pPr>
+        <w:pStyle w:val="Caption"/>
+        <w:jc w:val="left"/>
+      </w:pPr>
       <w:bookmarkStart w:id="19" w:name="_Toc234569708"/>
+      <w:r>
+        <w:rPr>
+          <w:iCs w:val="0"/>
+          <w:noProof/>
+          <w:sz w:val="20"/>
+          <w:szCs w:val="18"/>
+        </w:rPr>
+        <w:lastRenderedPageBreak/>
+        <w:drawing>
+          <wp:anchor distT="0" distB="0" distL="114300" distR="114300" simplePos="0" relativeHeight="251662336" behindDoc="0" locked="0" layoutInCell="1" allowOverlap="1" wp14:anchorId="6ED38261" wp14:editId="2F0D1F0E">
+            <wp:simplePos x="0" y="0"/>
+            <wp:positionH relativeFrom="column">
+              <wp:posOffset>-716280</wp:posOffset>
+            </wp:positionH>
+            <wp:positionV relativeFrom="paragraph">
+              <wp:posOffset>0</wp:posOffset>
+            </wp:positionV>
+            <wp:extent cx="6499225" cy="6530340"/>
+            <wp:effectExtent l="0" t="0" r="0" b="3810"/>
+            <wp:wrapSquare wrapText="bothSides"/>
+            <wp:docPr id="1504190536" name="Picture 4"/>
+            <wp:cNvGraphicFramePr>
+              <a:graphicFrameLocks xmlns:a="http://schemas.openxmlformats.org/drawingml/2006/main" noChangeAspect="1"/>
+            </wp:cNvGraphicFramePr>
+            <a:graphic xmlns:a="http://schemas.openxmlformats.org/drawingml/2006/main">
+              <a:graphicData uri="http://schemas.openxmlformats.org/drawingml/2006/picture">
+                <pic:pic xmlns:pic="http://schemas.openxmlformats.org/drawingml/2006/picture">
+                  <pic:nvPicPr>
+                    <pic:cNvPr id="1504190536" name="Picture 1504190536"/>
+                    <pic:cNvPicPr/>
+                  </pic:nvPicPr>
+                  <pic:blipFill>
+                    <a:blip r:embed="rId17">
+                      <a:extLst>
+                        <a:ext uri="{28A0092B-C50C-407E-A947-70E740481C1C}">
+                          <a14:useLocalDpi xmlns:a14="http://schemas.microsoft.com/office/drawing/2010/main" val="0"/>
+                        </a:ext>
+                      </a:extLst>
+                    </a:blip>
+                    <a:stretch>
+                      <a:fillRect/>
+                    </a:stretch>
+                  </pic:blipFill>
+                  <pic:spPr>
+                    <a:xfrm>
+                      <a:off x="0" y="0"/>
+                      <a:ext cx="6499225" cy="6530340"/>
+                    </a:xfrm>
+                    <a:prstGeom prst="rect">
+                      <a:avLst/>
+                    </a:prstGeom>
+                  </pic:spPr>
+                </pic:pic>
+              </a:graphicData>
+            </a:graphic>
+            <wp14:sizeRelH relativeFrom="margin">
+              <wp14:pctWidth>0</wp14:pctWidth>
+            </wp14:sizeRelH>
+            <wp14:sizeRelV relativeFrom="margin">
+              <wp14:pctHeight>0</wp14:pctHeight>
+            </wp14:sizeRelV>
+          </wp:anchor>
+        </w:drawing>
+      </w:r>
+    </w:p>
+    <w:p>
+      <w:pPr>
+        <w:pStyle w:val="Caption"/>
+      </w:pPr>
+    </w:p>
+    <w:p>
+      <w:pPr>
+        <w:pStyle w:val="Caption"/>
+      </w:pPr>
       <w:r>
         <w:t xml:space="preserve">Figure </w:t>
       </w:r>
@@ -10115,7 +9945,12 @@
     <w:p>
       <w:pPr>
         <w:pStyle w:val="Heading2"/>
+        <w:tabs>
+          <w:tab w:val="left" w:pos="450"/>
+        </w:tabs>
         <w:spacing w:after="0" w:line="360" w:lineRule="auto"/>
+        <w:ind w:left="540"/>
+        <w:jc w:val="both"/>
         <w:rPr>
           <w:szCs w:val="28"/>
         </w:rPr>
@@ -10129,6 +9964,20 @@
         <w:t>Use Case Diagram</w:t>
       </w:r>
       <w:bookmarkEnd w:id="20"/>
+    </w:p>
+    <w:p>
+      <w:pPr>
+        <w:jc w:val="both"/>
+      </w:pPr>
+      <w:r>
+        <w:t xml:space="preserve">A Use Case Diagram is a UML (Unified </w:t>
+      </w:r>
+      <w:r>
+        <w:t>Modelling</w:t>
+      </w:r>
+      <w:r>
+        <w:t xml:space="preserve"> Language) diagram that shows how different users (actors) interact with a system. It focuses on what the system does from the user's perspective, not how it does it.</w:t>
+      </w:r>
     </w:p>
     <w:p>
       <w:pPr>
@@ -10156,7 +10005,7 @@
                     <pic:cNvPicPr/>
                   </pic:nvPicPr>
                   <pic:blipFill>
-                    <a:blip r:embed="rId17">
+                    <a:blip r:embed="rId18">
                       <a:extLst>
                         <a:ext uri="{28A0092B-C50C-407E-A947-70E740481C1C}">
                           <a14:useLocalDpi xmlns:a14="http://schemas.microsoft.com/office/drawing/2010/main" val="0"/>
@@ -10563,7 +10412,7 @@
           <w:tab w:val="left" w:pos="360"/>
           <w:tab w:val="left" w:pos="720"/>
         </w:tabs>
-        <w:spacing w:before="100" w:beforeAutospacing="1" w:after="0" w:line="360" w:lineRule="auto"/>
+        <w:spacing w:after="0" w:line="360" w:lineRule="auto"/>
         <w:ind w:left="630" w:hanging="450"/>
         <w:jc w:val="both"/>
         <w:rPr>
@@ -10584,7 +10433,7 @@
     <w:p>
       <w:pPr>
         <w:pStyle w:val="Heading2"/>
-        <w:spacing w:after="0" w:line="360" w:lineRule="auto"/>
+        <w:spacing w:before="0" w:after="0" w:line="360" w:lineRule="auto"/>
         <w:jc w:val="both"/>
         <w:rPr>
           <w:szCs w:val="28"/>
@@ -10754,13 +10603,8 @@
             <w:pPr>
               <w:spacing w:after="160" w:line="360" w:lineRule="auto"/>
             </w:pPr>
-            <w:proofErr w:type="spellStart"/>
-            <w:r>
-              <w:t>Aabishkar</w:t>
-            </w:r>
-            <w:proofErr w:type="spellEnd"/>
-            <w:r>
-              <w:t xml:space="preserve"> Acharya</w:t>
+            <w:r>
+              <w:t>Aabishkar Acharya</w:t>
             </w:r>
           </w:p>
         </w:tc>
@@ -10851,6 +10695,11 @@
         <w:pStyle w:val="Caption"/>
       </w:pPr>
       <w:bookmarkStart w:id="24" w:name="_Toc234484876"/>
+    </w:p>
+    <w:p>
+      <w:pPr>
+        <w:pStyle w:val="Caption"/>
+      </w:pPr>
       <w:r>
         <w:t xml:space="preserve">Table </w:t>
       </w:r>
@@ -10897,16 +10746,6 @@
         <w:t>:Work Assignment</w:t>
       </w:r>
       <w:bookmarkEnd w:id="24"/>
-    </w:p>
-    <w:p>
-      <w:pPr>
-        <w:spacing w:after="0" w:line="360" w:lineRule="auto"/>
-        <w:jc w:val="both"/>
-        <w:rPr>
-          <w:b/>
-          <w:szCs w:val="24"/>
-        </w:rPr>
-      </w:pPr>
     </w:p>
     <w:p>
       <w:pPr>
@@ -10999,45 +10838,34 @@
           <w:noProof/>
         </w:rPr>
         <w:drawing>
-          <wp:inline distT="0" distB="0" distL="0" distR="0" wp14:anchorId="20AF4F68" wp14:editId="19425F0B">
-            <wp:extent cx="5562600" cy="3205895"/>
-            <wp:effectExtent l="0" t="0" r="0" b="0"/>
-            <wp:docPr id="496175572" name="Picture 8"/>
-            <wp:cNvGraphicFramePr>
-              <a:graphicFrameLocks xmlns:a="http://schemas.openxmlformats.org/drawingml/2006/main" noChangeAspect="1"/>
-            </wp:cNvGraphicFramePr>
+          <wp:anchor distT="0" distB="0" distL="114300" distR="114300" simplePos="0" relativeHeight="251663360" behindDoc="0" locked="0" layoutInCell="1" allowOverlap="1" wp14:anchorId="2C3F8695" wp14:editId="0DF908A6">
+            <wp:simplePos x="0" y="0"/>
+            <wp:positionH relativeFrom="column">
+              <wp:posOffset>-182880</wp:posOffset>
+            </wp:positionH>
+            <wp:positionV relativeFrom="paragraph">
+              <wp:posOffset>392430</wp:posOffset>
+            </wp:positionV>
+            <wp:extent cx="5868670" cy="2837815"/>
+            <wp:effectExtent l="0" t="0" r="17780" b="635"/>
+            <wp:wrapSquare wrapText="bothSides"/>
+            <wp:docPr id="342607665" name="Chart 1">
+              <a:extLst xmlns:a="http://schemas.openxmlformats.org/drawingml/2006/main">
+                <a:ext uri="{FF2B5EF4-FFF2-40B4-BE49-F238E27FC236}">
+                  <a16:creationId xmlns:a16="http://schemas.microsoft.com/office/drawing/2014/main" id="{40ADAF51-71E5-7A38-1994-DC87E4C2EDEE}"/>
+                </a:ext>
+              </a:extLst>
+            </wp:docPr>
+            <wp:cNvGraphicFramePr/>
             <a:graphic xmlns:a="http://schemas.openxmlformats.org/drawingml/2006/main">
-              <a:graphicData uri="http://schemas.openxmlformats.org/drawingml/2006/picture">
-                <pic:pic xmlns:pic="http://schemas.openxmlformats.org/drawingml/2006/picture">
-                  <pic:nvPicPr>
-                    <pic:cNvPr id="496175572" name="Picture 496175572"/>
-                    <pic:cNvPicPr/>
-                  </pic:nvPicPr>
-                  <pic:blipFill>
-                    <a:blip r:embed="rId18">
-                      <a:extLst>
-                        <a:ext uri="{28A0092B-C50C-407E-A947-70E740481C1C}">
-                          <a14:useLocalDpi xmlns:a14="http://schemas.microsoft.com/office/drawing/2010/main" val="0"/>
-                        </a:ext>
-                      </a:extLst>
-                    </a:blip>
-                    <a:stretch>
-                      <a:fillRect/>
-                    </a:stretch>
-                  </pic:blipFill>
-                  <pic:spPr>
-                    <a:xfrm>
-                      <a:off x="0" y="0"/>
-                      <a:ext cx="5570810" cy="3210627"/>
-                    </a:xfrm>
-                    <a:prstGeom prst="rect">
-                      <a:avLst/>
-                    </a:prstGeom>
-                  </pic:spPr>
-                </pic:pic>
+              <a:graphicData uri="http://schemas.openxmlformats.org/drawingml/2006/chart">
+                <c:chart xmlns:c="http://schemas.openxmlformats.org/drawingml/2006/chart" xmlns:r="http://schemas.openxmlformats.org/officeDocument/2006/relationships" r:id="rId19"/>
               </a:graphicData>
             </a:graphic>
-          </wp:inline>
+            <wp14:sizeRelV relativeFrom="margin">
+              <wp14:pctHeight>0</wp14:pctHeight>
+            </wp14:sizeRelV>
+          </wp:anchor>
         </w:drawing>
       </w:r>
     </w:p>
@@ -11046,6 +10874,11 @@
         <w:pStyle w:val="Caption"/>
       </w:pPr>
       <w:bookmarkStart w:id="26" w:name="_Toc234569710"/>
+    </w:p>
+    <w:p>
+      <w:pPr>
+        <w:pStyle w:val="Caption"/>
+      </w:pPr>
       <w:r>
         <w:t xml:space="preserve">Figure </w:t>
       </w:r>
@@ -11890,7 +11723,7 @@
         <w:tabs>
           <w:tab w:val="num" w:pos="360"/>
         </w:tabs>
-        <w:spacing w:line="360" w:lineRule="auto"/>
+        <w:spacing w:after="0" w:line="360" w:lineRule="auto"/>
         <w:ind w:left="360" w:hanging="180"/>
         <w:jc w:val="both"/>
         <w:rPr>
@@ -12114,7 +11947,7 @@
           <w:tab w:val="num" w:pos="360"/>
           <w:tab w:val="num" w:pos="450"/>
         </w:tabs>
-        <w:spacing w:line="360" w:lineRule="auto"/>
+        <w:spacing w:after="0" w:line="360" w:lineRule="auto"/>
         <w:ind w:hanging="540"/>
         <w:jc w:val="both"/>
         <w:rPr>
@@ -13183,6 +13016,11 @@
         <w:pStyle w:val="Caption"/>
       </w:pPr>
       <w:bookmarkStart w:id="30" w:name="_Toc234484877"/>
+    </w:p>
+    <w:p>
+      <w:pPr>
+        <w:pStyle w:val="Caption"/>
+      </w:pPr>
       <w:r>
         <w:t xml:space="preserve">Table </w:t>
       </w:r>
@@ -13903,6 +13741,11 @@
         <w:pStyle w:val="Caption"/>
       </w:pPr>
       <w:bookmarkStart w:id="32" w:name="_Toc234484878"/>
+    </w:p>
+    <w:p>
+      <w:pPr>
+        <w:pStyle w:val="Caption"/>
+      </w:pPr>
       <w:r>
         <w:t xml:space="preserve">Table </w:t>
       </w:r>
@@ -14264,30 +14107,6 @@
     </w:p>
     <w:p>
       <w:pPr>
-        <w:numPr>
-          <w:ilvl w:val="0"/>
-          <w:numId w:val="35"/>
-        </w:numPr>
-        <w:tabs>
-          <w:tab w:val="clear" w:pos="720"/>
-          <w:tab w:val="num" w:pos="360"/>
-        </w:tabs>
-        <w:spacing w:after="0" w:line="360" w:lineRule="auto"/>
-        <w:ind w:left="360" w:hanging="180"/>
-        <w:jc w:val="both"/>
-        <w:rPr>
-          <w:rFonts w:cs="Times New Roman"/>
-        </w:rPr>
-      </w:pPr>
-      <w:r>
-        <w:rPr>
-          <w:rFonts w:cs="Times New Roman"/>
-        </w:rPr>
-        <w:t>The NEW GAME button allows seamless transition between games without restarting</w:t>
-      </w:r>
-    </w:p>
-    <w:p>
-      <w:pPr>
         <w:spacing w:after="0" w:line="360" w:lineRule="auto"/>
         <w:jc w:val="both"/>
         <w:rPr>
@@ -14412,40 +14231,18 @@
         <w:rPr>
           <w:rFonts w:cs="Times New Roman"/>
         </w:rPr>
-        <w:t xml:space="preserve">Starting this project, we were new to C and </w:t>
-      </w:r>
-      <w:proofErr w:type="spellStart"/>
-      <w:r>
-        <w:rPr>
-          <w:rFonts w:cs="Times New Roman"/>
-        </w:rPr>
-        <w:t>Raylib's</w:t>
-      </w:r>
-      <w:proofErr w:type="spellEnd"/>
-      <w:r>
-        <w:rPr>
-          <w:rFonts w:cs="Times New Roman"/>
-        </w:rPr>
-        <w:t xml:space="preserve"> graphical programming. It proved challenging but incredibly rewarding, introducing us to graphics, file handling, and modular code organization. Beyond technical skills, we learned the value of effective </w:t>
-      </w:r>
-      <w:r>
-        <w:rPr>
-          <w:rFonts w:cs="Times New Roman"/>
-        </w:rPr>
-        <w:lastRenderedPageBreak/>
-        <w:t>teamwork, sharing ideas, and the power of approaching new challenges with passion and patience.</w:t>
+        <w:t>Starting this project, we were new to C and Raylib's graphical programming. It proved challenging but incredibly rewarding, introducing us to graphics, file handling, and modular code organization. Beyond technical skills, we learned the value of effective teamwork, sharing ideas, and the power of approaching new challenges with passion and patience.</w:t>
       </w:r>
     </w:p>
     <w:p/>
-    <w:p/>
     <w:p>
       <w:pPr>
         <w:pStyle w:val="Heading1"/>
         <w:tabs>
-          <w:tab w:val="left" w:pos="270"/>
-          <w:tab w:val="left" w:pos="450"/>
-        </w:tabs>
-        <w:ind w:left="0" w:firstLine="0"/>
+          <w:tab w:val="left" w:pos="-90"/>
+          <w:tab w:val="left" w:pos="360"/>
+        </w:tabs>
+        <w:ind w:left="270"/>
       </w:pPr>
       <w:r>
         <w:br w:type="page"/>
@@ -14915,21 +14712,7 @@
         <w:rPr>
           <w:rFonts w:cs="Times New Roman"/>
         </w:rPr>
-        <w:t xml:space="preserve">The Tic Tac Toe Game project has been successfully designed, developed, and tested as a graphical desktop application using the C programming language and the </w:t>
-      </w:r>
-      <w:proofErr w:type="spellStart"/>
-      <w:r>
-        <w:rPr>
-          <w:rFonts w:cs="Times New Roman"/>
-        </w:rPr>
-        <w:t>Raylib</w:t>
-      </w:r>
-      <w:proofErr w:type="spellEnd"/>
-      <w:r>
-        <w:rPr>
-          <w:rFonts w:cs="Times New Roman"/>
-        </w:rPr>
-        <w:t xml:space="preserve"> graphics library. The project fulfils all defined objectives, delivering a complete game application with user authentication, automated game logic, and persistent match statistics.</w:t>
+        <w:t>The Tic Tac Toe Game project has been successfully designed, developed, and tested as a graphical desktop application using the C programming language and the Raylib graphics library. The project fulfils all defined objectives, delivering a complete game application with user authentication, automated game logic, and persistent match statistics.</w:t>
       </w:r>
     </w:p>
     <w:p>
@@ -14983,21 +14766,7 @@
         <w:rPr>
           <w:rFonts w:cs="Times New Roman"/>
         </w:rPr>
-        <w:t xml:space="preserve">Graphical programming using the </w:t>
-      </w:r>
-      <w:proofErr w:type="spellStart"/>
-      <w:r>
-        <w:rPr>
-          <w:rFonts w:cs="Times New Roman"/>
-        </w:rPr>
-        <w:t>Raylib</w:t>
-      </w:r>
-      <w:proofErr w:type="spellEnd"/>
-      <w:r>
-        <w:rPr>
-          <w:rFonts w:cs="Times New Roman"/>
-        </w:rPr>
-        <w:t xml:space="preserve"> library</w:t>
+        <w:t>Graphical programming using the Raylib library</w:t>
       </w:r>
     </w:p>
     <w:p>
@@ -15215,7 +14984,7 @@
                     <pic:cNvPicPr/>
                   </pic:nvPicPr>
                   <pic:blipFill>
-                    <a:blip r:embed="rId19">
+                    <a:blip r:embed="rId20">
                       <a:extLst>
                         <a:ext uri="{28A0092B-C50C-407E-A947-70E740481C1C}">
                           <a14:useLocalDpi xmlns:a14="http://schemas.microsoft.com/office/drawing/2010/main" val="0"/>
@@ -15262,13 +15031,13 @@
           <w:noProof/>
         </w:rPr>
         <w:drawing>
-          <wp:anchor distT="0" distB="0" distL="114300" distR="114300" simplePos="0" relativeHeight="251659264" behindDoc="0" locked="0" layoutInCell="1" allowOverlap="1" wp14:anchorId="2193D9F2" wp14:editId="4750EFBD">
+          <wp:anchor distT="0" distB="0" distL="114300" distR="114300" simplePos="0" relativeHeight="251659264" behindDoc="0" locked="0" layoutInCell="1" allowOverlap="1" wp14:anchorId="2193D9F2" wp14:editId="198A612A">
             <wp:simplePos x="0" y="0"/>
             <wp:positionH relativeFrom="column">
-              <wp:posOffset>45720</wp:posOffset>
+              <wp:posOffset>0</wp:posOffset>
             </wp:positionH>
             <wp:positionV relativeFrom="paragraph">
-              <wp:posOffset>3352165</wp:posOffset>
+              <wp:posOffset>3512185</wp:posOffset>
             </wp:positionV>
             <wp:extent cx="5212080" cy="3230880"/>
             <wp:effectExtent l="0" t="0" r="7620" b="7620"/>
@@ -15293,7 +15062,7 @@
                     <pic:cNvPicPr/>
                   </pic:nvPicPr>
                   <pic:blipFill>
-                    <a:blip r:embed="rId20">
+                    <a:blip r:embed="rId21">
                       <a:extLst>
                         <a:ext uri="{28A0092B-C50C-407E-A947-70E740481C1C}">
                           <a14:useLocalDpi xmlns:a14="http://schemas.microsoft.com/office/drawing/2010/main" val="0"/>
@@ -15377,6 +15146,11 @@
         <w:pStyle w:val="Caption"/>
       </w:pPr>
       <w:bookmarkStart w:id="38" w:name="_Toc234569712"/>
+    </w:p>
+    <w:p>
+      <w:pPr>
+        <w:pStyle w:val="Caption"/>
+      </w:pPr>
       <w:r>
         <w:t xml:space="preserve">Figure </w:t>
       </w:r>
@@ -15462,7 +15236,7 @@
                     <pic:cNvPicPr/>
                   </pic:nvPicPr>
                   <pic:blipFill>
-                    <a:blip r:embed="rId21">
+                    <a:blip r:embed="rId22">
                       <a:extLst>
                         <a:ext uri="{28A0092B-C50C-407E-A947-70E740481C1C}">
                           <a14:useLocalDpi xmlns:a14="http://schemas.microsoft.com/office/drawing/2010/main" val="0"/>
@@ -15569,7 +15343,7 @@
                     <pic:cNvPicPr/>
                   </pic:nvPicPr>
                   <pic:blipFill>
-                    <a:blip r:embed="rId22">
+                    <a:blip r:embed="rId23">
                       <a:extLst>
                         <a:ext uri="{28A0092B-C50C-407E-A947-70E740481C1C}">
                           <a14:useLocalDpi xmlns:a14="http://schemas.microsoft.com/office/drawing/2010/main" val="0"/>
@@ -15601,6 +15375,11 @@
         <w:pStyle w:val="Caption"/>
       </w:pPr>
       <w:bookmarkStart w:id="40" w:name="_Toc234569714"/>
+    </w:p>
+    <w:p>
+      <w:pPr>
+        <w:pStyle w:val="Caption"/>
+      </w:pPr>
       <w:r>
         <w:t xml:space="preserve">Figure </w:t>
       </w:r>
@@ -22379,7 +22158,6 @@
   <w:style w:type="character" w:default="1" w:styleId="DefaultParagraphFont">
     <w:name w:val="Default Paragraph Font"/>
     <w:uiPriority w:val="1"/>
-    <w:semiHidden/>
     <w:unhideWhenUsed/>
   </w:style>
   <w:style w:type="table" w:default="1" w:styleId="TableNormal">
@@ -22493,7 +22271,7 @@
     <w:uiPriority w:val="35"/>
     <w:unhideWhenUsed/>
     <w:qFormat/>
-    <w:rsid w:val="00FF13E4"/>
+    <w:rsid w:val="007A5C0F"/>
     <w:pPr>
       <w:keepNext/>
       <w:spacing w:after="200" w:line="360" w:lineRule="auto"/>
@@ -23039,6 +22817,920 @@
 </w:styles>
 </file>
 
+<file path=word/charts/chart1.xml><?xml version="1.0" encoding="utf-8"?>
+<c:chartSpace xmlns:c="http://schemas.openxmlformats.org/drawingml/2006/chart" xmlns:a="http://schemas.openxmlformats.org/drawingml/2006/main" xmlns:r="http://schemas.openxmlformats.org/officeDocument/2006/relationships" xmlns:c16r2="http://schemas.microsoft.com/office/drawing/2015/06/chart">
+  <c:date1904 val="0"/>
+  <c:lang val="en-US"/>
+  <c:roundedCorners val="0"/>
+  <mc:AlternateContent xmlns:mc="http://schemas.openxmlformats.org/markup-compatibility/2006">
+    <mc:Choice xmlns:c14="http://schemas.microsoft.com/office/drawing/2007/8/2/chart" Requires="c14">
+      <c14:style val="102"/>
+    </mc:Choice>
+    <mc:Fallback>
+      <c:style val="2"/>
+    </mc:Fallback>
+  </mc:AlternateContent>
+  <c:chart>
+    <c:autoTitleDeleted val="0"/>
+    <c:plotArea>
+      <c:layout/>
+      <c:barChart>
+        <c:barDir val="bar"/>
+        <c:grouping val="stacked"/>
+        <c:varyColors val="0"/>
+        <c:ser>
+          <c:idx val="0"/>
+          <c:order val="0"/>
+          <c:tx>
+            <c:strRef>
+              <c:f>Sheet1!$B$1</c:f>
+              <c:strCache>
+                <c:ptCount val="1"/>
+                <c:pt idx="0">
+                  <c:v>Start Date</c:v>
+                </c:pt>
+              </c:strCache>
+            </c:strRef>
+          </c:tx>
+          <c:spPr>
+            <a:noFill/>
+            <a:ln>
+              <a:noFill/>
+            </a:ln>
+            <a:effectLst/>
+          </c:spPr>
+          <c:invertIfNegative val="0"/>
+          <c:cat>
+            <c:strRef>
+              <c:f>Sheet1!$A$2:$A$8</c:f>
+              <c:strCache>
+                <c:ptCount val="7"/>
+                <c:pt idx="0">
+                  <c:v>Project kickoff</c:v>
+                </c:pt>
+                <c:pt idx="1">
+                  <c:v>Gather Requirements</c:v>
+                </c:pt>
+                <c:pt idx="2">
+                  <c:v>System Design</c:v>
+                </c:pt>
+                <c:pt idx="3">
+                  <c:v>System Development</c:v>
+                </c:pt>
+                <c:pt idx="4">
+                  <c:v>Testing</c:v>
+                </c:pt>
+                <c:pt idx="5">
+                  <c:v>Deployment and Maintain</c:v>
+                </c:pt>
+                <c:pt idx="6">
+                  <c:v>Documentation</c:v>
+                </c:pt>
+              </c:strCache>
+            </c:strRef>
+          </c:cat>
+          <c:val>
+            <c:numRef>
+              <c:f>Sheet1!$B$2:$B$8</c:f>
+              <c:numCache>
+                <c:formatCode>[$-409]d\-mmm;@</c:formatCode>
+                <c:ptCount val="7"/>
+                <c:pt idx="0">
+                  <c:v>46138</c:v>
+                </c:pt>
+                <c:pt idx="1">
+                  <c:v>46141</c:v>
+                </c:pt>
+                <c:pt idx="2">
+                  <c:v>46148</c:v>
+                </c:pt>
+                <c:pt idx="3">
+                  <c:v>46162</c:v>
+                </c:pt>
+                <c:pt idx="4">
+                  <c:v>46199</c:v>
+                </c:pt>
+                <c:pt idx="5">
+                  <c:v>46203</c:v>
+                </c:pt>
+                <c:pt idx="6" formatCode="d\-mmm">
+                  <c:v>46141</c:v>
+                </c:pt>
+              </c:numCache>
+            </c:numRef>
+          </c:val>
+          <c:extLst>
+            <c:ext xmlns:c16="http://schemas.microsoft.com/office/drawing/2014/chart" uri="{C3380CC4-5D6E-409C-BE32-E72D297353CC}">
+              <c16:uniqueId val="{00000000-8E50-47C7-9862-991F73E59C30}"/>
+            </c:ext>
+          </c:extLst>
+        </c:ser>
+        <c:ser>
+          <c:idx val="1"/>
+          <c:order val="1"/>
+          <c:tx>
+            <c:strRef>
+              <c:f>Sheet1!$D$1</c:f>
+              <c:strCache>
+                <c:ptCount val="1"/>
+                <c:pt idx="0">
+                  <c:v>Duration</c:v>
+                </c:pt>
+              </c:strCache>
+            </c:strRef>
+          </c:tx>
+          <c:spPr>
+            <a:solidFill>
+              <a:schemeClr val="accent2"/>
+            </a:solidFill>
+            <a:ln>
+              <a:noFill/>
+            </a:ln>
+            <a:effectLst/>
+          </c:spPr>
+          <c:invertIfNegative val="0"/>
+          <c:cat>
+            <c:strRef>
+              <c:f>Sheet1!$A$2:$A$8</c:f>
+              <c:strCache>
+                <c:ptCount val="7"/>
+                <c:pt idx="0">
+                  <c:v>Project kickoff</c:v>
+                </c:pt>
+                <c:pt idx="1">
+                  <c:v>Gather Requirements</c:v>
+                </c:pt>
+                <c:pt idx="2">
+                  <c:v>System Design</c:v>
+                </c:pt>
+                <c:pt idx="3">
+                  <c:v>System Development</c:v>
+                </c:pt>
+                <c:pt idx="4">
+                  <c:v>Testing</c:v>
+                </c:pt>
+                <c:pt idx="5">
+                  <c:v>Deployment and Maintain</c:v>
+                </c:pt>
+                <c:pt idx="6">
+                  <c:v>Documentation</c:v>
+                </c:pt>
+              </c:strCache>
+            </c:strRef>
+          </c:cat>
+          <c:val>
+            <c:numRef>
+              <c:f>Sheet1!$D$2:$D$8</c:f>
+              <c:numCache>
+                <c:formatCode>General</c:formatCode>
+                <c:ptCount val="7"/>
+                <c:pt idx="0">
+                  <c:v>3</c:v>
+                </c:pt>
+                <c:pt idx="1">
+                  <c:v>6</c:v>
+                </c:pt>
+                <c:pt idx="2">
+                  <c:v>13</c:v>
+                </c:pt>
+                <c:pt idx="3">
+                  <c:v>36</c:v>
+                </c:pt>
+                <c:pt idx="4">
+                  <c:v>3</c:v>
+                </c:pt>
+                <c:pt idx="5">
+                  <c:v>5</c:v>
+                </c:pt>
+                <c:pt idx="6">
+                  <c:v>69</c:v>
+                </c:pt>
+              </c:numCache>
+            </c:numRef>
+          </c:val>
+          <c:extLst>
+            <c:ext xmlns:c16="http://schemas.microsoft.com/office/drawing/2014/chart" uri="{C3380CC4-5D6E-409C-BE32-E72D297353CC}">
+              <c16:uniqueId val="{00000001-8E50-47C7-9862-991F73E59C30}"/>
+            </c:ext>
+          </c:extLst>
+        </c:ser>
+        <c:dLbls>
+          <c:showLegendKey val="0"/>
+          <c:showVal val="0"/>
+          <c:showCatName val="0"/>
+          <c:showSerName val="0"/>
+          <c:showPercent val="0"/>
+          <c:showBubbleSize val="0"/>
+        </c:dLbls>
+        <c:gapWidth val="150"/>
+        <c:overlap val="100"/>
+        <c:axId val="393024591"/>
+        <c:axId val="4723439"/>
+      </c:barChart>
+      <c:catAx>
+        <c:axId val="393024591"/>
+        <c:scaling>
+          <c:orientation val="maxMin"/>
+        </c:scaling>
+        <c:delete val="0"/>
+        <c:axPos val="l"/>
+        <c:numFmt formatCode="General" sourceLinked="1"/>
+        <c:majorTickMark val="none"/>
+        <c:minorTickMark val="none"/>
+        <c:tickLblPos val="nextTo"/>
+        <c:spPr>
+          <a:noFill/>
+          <a:ln w="9525" cap="flat" cmpd="sng" algn="ctr">
+            <a:solidFill>
+              <a:schemeClr val="tx1">
+                <a:lumMod val="15000"/>
+                <a:lumOff val="85000"/>
+              </a:schemeClr>
+            </a:solidFill>
+            <a:round/>
+          </a:ln>
+          <a:effectLst/>
+        </c:spPr>
+        <c:txPr>
+          <a:bodyPr rot="-60000000" spcFirstLastPara="1" vertOverflow="ellipsis" vert="horz" wrap="square" anchor="ctr" anchorCtr="1"/>
+          <a:lstStyle/>
+          <a:p>
+            <a:pPr>
+              <a:defRPr sz="900" b="0" i="0" u="none" strike="noStrike" kern="1200" baseline="0">
+                <a:solidFill>
+                  <a:schemeClr val="tx1">
+                    <a:lumMod val="65000"/>
+                    <a:lumOff val="35000"/>
+                  </a:schemeClr>
+                </a:solidFill>
+                <a:latin typeface="+mn-lt"/>
+                <a:ea typeface="+mn-ea"/>
+                <a:cs typeface="+mn-cs"/>
+              </a:defRPr>
+            </a:pPr>
+            <a:endParaRPr lang="en-US"/>
+          </a:p>
+        </c:txPr>
+        <c:crossAx val="4723439"/>
+        <c:crosses val="autoZero"/>
+        <c:auto val="1"/>
+        <c:lblAlgn val="ctr"/>
+        <c:lblOffset val="100"/>
+        <c:noMultiLvlLbl val="0"/>
+      </c:catAx>
+      <c:valAx>
+        <c:axId val="4723439"/>
+        <c:scaling>
+          <c:orientation val="minMax"/>
+          <c:max val="46210"/>
+          <c:min val="46138"/>
+        </c:scaling>
+        <c:delete val="0"/>
+        <c:axPos val="t"/>
+        <c:majorGridlines>
+          <c:spPr>
+            <a:ln w="9525" cap="flat" cmpd="sng" algn="ctr">
+              <a:solidFill>
+                <a:schemeClr val="tx1">
+                  <a:lumMod val="15000"/>
+                  <a:lumOff val="85000"/>
+                </a:schemeClr>
+              </a:solidFill>
+              <a:round/>
+            </a:ln>
+            <a:effectLst/>
+          </c:spPr>
+        </c:majorGridlines>
+        <c:numFmt formatCode="[$-409]d\-mmm;@" sourceLinked="1"/>
+        <c:majorTickMark val="none"/>
+        <c:minorTickMark val="none"/>
+        <c:tickLblPos val="nextTo"/>
+        <c:spPr>
+          <a:noFill/>
+          <a:ln>
+            <a:noFill/>
+          </a:ln>
+          <a:effectLst/>
+        </c:spPr>
+        <c:txPr>
+          <a:bodyPr rot="-60000000" spcFirstLastPara="1" vertOverflow="ellipsis" vert="horz" wrap="square" anchor="ctr" anchorCtr="1"/>
+          <a:lstStyle/>
+          <a:p>
+            <a:pPr>
+              <a:defRPr sz="900" b="0" i="0" u="none" strike="noStrike" kern="1200" baseline="0">
+                <a:solidFill>
+                  <a:schemeClr val="tx1">
+                    <a:lumMod val="65000"/>
+                    <a:lumOff val="35000"/>
+                  </a:schemeClr>
+                </a:solidFill>
+                <a:latin typeface="+mn-lt"/>
+                <a:ea typeface="+mn-ea"/>
+                <a:cs typeface="+mn-cs"/>
+              </a:defRPr>
+            </a:pPr>
+            <a:endParaRPr lang="en-US"/>
+          </a:p>
+        </c:txPr>
+        <c:crossAx val="393024591"/>
+        <c:crosses val="autoZero"/>
+        <c:crossBetween val="between"/>
+      </c:valAx>
+      <c:spPr>
+        <a:noFill/>
+        <a:ln>
+          <a:noFill/>
+        </a:ln>
+        <a:effectLst/>
+      </c:spPr>
+    </c:plotArea>
+    <c:plotVisOnly val="1"/>
+    <c:dispBlanksAs val="gap"/>
+    <c:showDLblsOverMax val="0"/>
+    <c:extLst>
+      <c:ext xmlns:c16r3="http://schemas.microsoft.com/office/drawing/2017/03/chart" uri="{56B9EC1D-385E-4148-901F-78D8002777C0}">
+        <c16r3:dataDisplayOptions16>
+          <c16r3:dispNaAsBlank val="1"/>
+        </c16r3:dataDisplayOptions16>
+      </c:ext>
+    </c:extLst>
+  </c:chart>
+  <c:spPr>
+    <a:solidFill>
+      <a:schemeClr val="bg1"/>
+    </a:solidFill>
+    <a:ln w="9525" cap="flat" cmpd="sng" algn="ctr">
+      <a:solidFill>
+        <a:schemeClr val="tx1">
+          <a:lumMod val="15000"/>
+          <a:lumOff val="85000"/>
+        </a:schemeClr>
+      </a:solidFill>
+      <a:round/>
+    </a:ln>
+    <a:effectLst/>
+  </c:spPr>
+  <c:txPr>
+    <a:bodyPr/>
+    <a:lstStyle/>
+    <a:p>
+      <a:pPr>
+        <a:defRPr/>
+      </a:pPr>
+      <a:endParaRPr lang="en-US"/>
+    </a:p>
+  </c:txPr>
+  <c:externalData r:id="rId3">
+    <c:autoUpdate val="0"/>
+  </c:externalData>
+</c:chartSpace>
+</file>
+
+<file path=word/charts/colors1.xml><?xml version="1.0" encoding="utf-8"?>
+<cs:colorStyle xmlns:cs="http://schemas.microsoft.com/office/drawing/2012/chartStyle" xmlns:a="http://schemas.openxmlformats.org/drawingml/2006/main" meth="cycle" id="10">
+  <a:schemeClr val="accent1"/>
+  <a:schemeClr val="accent2"/>
+  <a:schemeClr val="accent3"/>
+  <a:schemeClr val="accent4"/>
+  <a:schemeClr val="accent5"/>
+  <a:schemeClr val="accent6"/>
+  <cs:variation/>
+  <cs:variation>
+    <a:lumMod val="60000"/>
+  </cs:variation>
+  <cs:variation>
+    <a:lumMod val="80000"/>
+    <a:lumOff val="20000"/>
+  </cs:variation>
+  <cs:variation>
+    <a:lumMod val="80000"/>
+  </cs:variation>
+  <cs:variation>
+    <a:lumMod val="60000"/>
+    <a:lumOff val="40000"/>
+  </cs:variation>
+  <cs:variation>
+    <a:lumMod val="50000"/>
+  </cs:variation>
+  <cs:variation>
+    <a:lumMod val="70000"/>
+    <a:lumOff val="30000"/>
+  </cs:variation>
+  <cs:variation>
+    <a:lumMod val="70000"/>
+  </cs:variation>
+  <cs:variation>
+    <a:lumMod val="50000"/>
+    <a:lumOff val="50000"/>
+  </cs:variation>
+</cs:colorStyle>
+</file>
+
+<file path=word/charts/style1.xml><?xml version="1.0" encoding="utf-8"?>
+<cs:chartStyle xmlns:cs="http://schemas.microsoft.com/office/drawing/2012/chartStyle" xmlns:a="http://schemas.openxmlformats.org/drawingml/2006/main" id="297">
+  <cs:axisTitle>
+    <cs:lnRef idx="0"/>
+    <cs:fillRef idx="0"/>
+    <cs:effectRef idx="0"/>
+    <cs:fontRef idx="minor">
+      <a:schemeClr val="tx1">
+        <a:lumMod val="65000"/>
+        <a:lumOff val="35000"/>
+      </a:schemeClr>
+    </cs:fontRef>
+    <cs:defRPr sz="1000" kern="1200"/>
+  </cs:axisTitle>
+  <cs:categoryAxis>
+    <cs:lnRef idx="0"/>
+    <cs:fillRef idx="0"/>
+    <cs:effectRef idx="0"/>
+    <cs:fontRef idx="minor">
+      <a:schemeClr val="tx1">
+        <a:lumMod val="65000"/>
+        <a:lumOff val="35000"/>
+      </a:schemeClr>
+    </cs:fontRef>
+    <cs:spPr>
+      <a:ln w="9525" cap="flat" cmpd="sng" algn="ctr">
+        <a:solidFill>
+          <a:schemeClr val="tx1">
+            <a:lumMod val="15000"/>
+            <a:lumOff val="85000"/>
+          </a:schemeClr>
+        </a:solidFill>
+        <a:round/>
+      </a:ln>
+    </cs:spPr>
+    <cs:defRPr sz="900" kern="1200"/>
+  </cs:categoryAxis>
+  <cs:chartArea mods="allowNoFillOverride allowNoLineOverride">
+    <cs:lnRef idx="0"/>
+    <cs:fillRef idx="0"/>
+    <cs:effectRef idx="0"/>
+    <cs:fontRef idx="minor">
+      <a:schemeClr val="tx1"/>
+    </cs:fontRef>
+    <cs:spPr>
+      <a:solidFill>
+        <a:schemeClr val="bg1"/>
+      </a:solidFill>
+      <a:ln w="9525" cap="flat" cmpd="sng" algn="ctr">
+        <a:solidFill>
+          <a:schemeClr val="tx1">
+            <a:lumMod val="15000"/>
+            <a:lumOff val="85000"/>
+          </a:schemeClr>
+        </a:solidFill>
+        <a:round/>
+      </a:ln>
+    </cs:spPr>
+    <cs:defRPr sz="1000" kern="1200"/>
+  </cs:chartArea>
+  <cs:dataLabel>
+    <cs:lnRef idx="0"/>
+    <cs:fillRef idx="0"/>
+    <cs:effectRef idx="0"/>
+    <cs:fontRef idx="minor">
+      <a:schemeClr val="tx1">
+        <a:lumMod val="75000"/>
+        <a:lumOff val="25000"/>
+      </a:schemeClr>
+    </cs:fontRef>
+    <cs:defRPr sz="900" kern="1200"/>
+  </cs:dataLabel>
+  <cs:dataLabelCallout>
+    <cs:lnRef idx="0"/>
+    <cs:fillRef idx="0"/>
+    <cs:effectRef idx="0"/>
+    <cs:fontRef idx="minor">
+      <a:schemeClr val="dk1">
+        <a:lumMod val="65000"/>
+        <a:lumOff val="35000"/>
+      </a:schemeClr>
+    </cs:fontRef>
+    <cs:spPr>
+      <a:solidFill>
+        <a:schemeClr val="lt1"/>
+      </a:solidFill>
+      <a:ln>
+        <a:solidFill>
+          <a:schemeClr val="dk1">
+            <a:lumMod val="25000"/>
+            <a:lumOff val="75000"/>
+          </a:schemeClr>
+        </a:solidFill>
+      </a:ln>
+    </cs:spPr>
+    <cs:defRPr sz="900" kern="1200"/>
+    <cs:bodyPr rot="0" spcFirstLastPara="1" vertOverflow="clip" horzOverflow="clip" vert="horz" wrap="square" lIns="36576" tIns="18288" rIns="36576" bIns="18288" anchor="ctr" anchorCtr="1">
+      <a:spAutoFit/>
+    </cs:bodyPr>
+  </cs:dataLabelCallout>
+  <cs:dataPoint>
+    <cs:lnRef idx="0"/>
+    <cs:fillRef idx="1">
+      <cs:styleClr val="auto"/>
+    </cs:fillRef>
+    <cs:effectRef idx="0"/>
+    <cs:fontRef idx="minor">
+      <a:schemeClr val="tx1"/>
+    </cs:fontRef>
+  </cs:dataPoint>
+  <cs:dataPoint3D>
+    <cs:lnRef idx="0"/>
+    <cs:fillRef idx="1">
+      <cs:styleClr val="auto"/>
+    </cs:fillRef>
+    <cs:effectRef idx="0"/>
+    <cs:fontRef idx="minor">
+      <a:schemeClr val="tx1"/>
+    </cs:fontRef>
+  </cs:dataPoint3D>
+  <cs:dataPointLine>
+    <cs:lnRef idx="0">
+      <cs:styleClr val="auto"/>
+    </cs:lnRef>
+    <cs:fillRef idx="1"/>
+    <cs:effectRef idx="0"/>
+    <cs:fontRef idx="minor">
+      <a:schemeClr val="tx1"/>
+    </cs:fontRef>
+    <cs:spPr>
+      <a:ln w="28575" cap="rnd">
+        <a:solidFill>
+          <a:schemeClr val="phClr"/>
+        </a:solidFill>
+        <a:round/>
+      </a:ln>
+    </cs:spPr>
+  </cs:dataPointLine>
+  <cs:dataPointMarker>
+    <cs:lnRef idx="0">
+      <cs:styleClr val="auto"/>
+    </cs:lnRef>
+    <cs:fillRef idx="1">
+      <cs:styleClr val="auto"/>
+    </cs:fillRef>
+    <cs:effectRef idx="0"/>
+    <cs:fontRef idx="minor">
+      <a:schemeClr val="tx1"/>
+    </cs:fontRef>
+    <cs:spPr>
+      <a:ln w="9525">
+        <a:solidFill>
+          <a:schemeClr val="phClr"/>
+        </a:solidFill>
+      </a:ln>
+    </cs:spPr>
+  </cs:dataPointMarker>
+  <cs:dataPointMarkerLayout symbol="circle" size="5"/>
+  <cs:dataPointWireframe>
+    <cs:lnRef idx="0">
+      <cs:styleClr val="auto"/>
+    </cs:lnRef>
+    <cs:fillRef idx="1"/>
+    <cs:effectRef idx="0"/>
+    <cs:fontRef idx="minor">
+      <a:schemeClr val="tx1"/>
+    </cs:fontRef>
+    <cs:spPr>
+      <a:ln w="9525" cap="rnd">
+        <a:solidFill>
+          <a:schemeClr val="phClr"/>
+        </a:solidFill>
+        <a:round/>
+      </a:ln>
+    </cs:spPr>
+  </cs:dataPointWireframe>
+  <cs:dataTable>
+    <cs:lnRef idx="0"/>
+    <cs:fillRef idx="0"/>
+    <cs:effectRef idx="0"/>
+    <cs:fontRef idx="minor">
+      <a:schemeClr val="tx1">
+        <a:lumMod val="65000"/>
+        <a:lumOff val="35000"/>
+      </a:schemeClr>
+    </cs:fontRef>
+    <cs:spPr>
+      <a:noFill/>
+      <a:ln w="9525" cap="flat" cmpd="sng" algn="ctr">
+        <a:solidFill>
+          <a:schemeClr val="tx1">
+            <a:lumMod val="15000"/>
+            <a:lumOff val="85000"/>
+          </a:schemeClr>
+        </a:solidFill>
+        <a:round/>
+      </a:ln>
+    </cs:spPr>
+    <cs:defRPr sz="900" kern="1200"/>
+  </cs:dataTable>
+  <cs:downBar>
+    <cs:lnRef idx="0"/>
+    <cs:fillRef idx="0"/>
+    <cs:effectRef idx="0"/>
+    <cs:fontRef idx="minor">
+      <a:schemeClr val="tx1"/>
+    </cs:fontRef>
+    <cs:spPr>
+      <a:solidFill>
+        <a:schemeClr val="dk1">
+          <a:lumMod val="75000"/>
+          <a:lumOff val="25000"/>
+        </a:schemeClr>
+      </a:solidFill>
+      <a:ln w="9525" cap="flat" cmpd="sng" algn="ctr">
+        <a:solidFill>
+          <a:schemeClr val="tx1">
+            <a:lumMod val="65000"/>
+            <a:lumOff val="35000"/>
+          </a:schemeClr>
+        </a:solidFill>
+        <a:round/>
+      </a:ln>
+    </cs:spPr>
+  </cs:downBar>
+  <cs:dropLine>
+    <cs:lnRef idx="0"/>
+    <cs:fillRef idx="0"/>
+    <cs:effectRef idx="0"/>
+    <cs:fontRef idx="minor">
+      <a:schemeClr val="tx1"/>
+    </cs:fontRef>
+    <cs:spPr>
+      <a:ln w="9525" cap="flat" cmpd="sng" algn="ctr">
+        <a:solidFill>
+          <a:schemeClr val="tx1">
+            <a:lumMod val="35000"/>
+            <a:lumOff val="65000"/>
+          </a:schemeClr>
+        </a:solidFill>
+        <a:round/>
+      </a:ln>
+    </cs:spPr>
+  </cs:dropLine>
+  <cs:errorBar>
+    <cs:lnRef idx="0"/>
+    <cs:fillRef idx="0"/>
+    <cs:effectRef idx="0"/>
+    <cs:fontRef idx="minor">
+      <a:schemeClr val="tx1"/>
+    </cs:fontRef>
+    <cs:spPr>
+      <a:ln w="9525" cap="flat" cmpd="sng" algn="ctr">
+        <a:solidFill>
+          <a:schemeClr val="tx1">
+            <a:lumMod val="65000"/>
+            <a:lumOff val="35000"/>
+          </a:schemeClr>
+        </a:solidFill>
+        <a:round/>
+      </a:ln>
+    </cs:spPr>
+  </cs:errorBar>
+  <cs:floor>
+    <cs:lnRef idx="0"/>
+    <cs:fillRef idx="0"/>
+    <cs:effectRef idx="0"/>
+    <cs:fontRef idx="minor">
+      <a:schemeClr val="tx1"/>
+    </cs:fontRef>
+    <cs:spPr>
+      <a:noFill/>
+      <a:ln>
+        <a:noFill/>
+      </a:ln>
+    </cs:spPr>
+  </cs:floor>
+  <cs:gridlineMajor>
+    <cs:lnRef idx="0"/>
+    <cs:fillRef idx="0"/>
+    <cs:effectRef idx="0"/>
+    <cs:fontRef idx="minor">
+      <a:schemeClr val="tx1"/>
+    </cs:fontRef>
+    <cs:spPr>
+      <a:ln w="9525" cap="flat" cmpd="sng" algn="ctr">
+        <a:solidFill>
+          <a:schemeClr val="tx1">
+            <a:lumMod val="15000"/>
+            <a:lumOff val="85000"/>
+          </a:schemeClr>
+        </a:solidFill>
+        <a:round/>
+      </a:ln>
+    </cs:spPr>
+  </cs:gridlineMajor>
+  <cs:gridlineMinor>
+    <cs:lnRef idx="0"/>
+    <cs:fillRef idx="0"/>
+    <cs:effectRef idx="0"/>
+    <cs:fontRef idx="minor">
+      <a:schemeClr val="tx1"/>
+    </cs:fontRef>
+    <cs:spPr>
+      <a:ln w="9525" cap="flat" cmpd="sng" algn="ctr">
+        <a:solidFill>
+          <a:schemeClr val="tx1">
+            <a:lumMod val="5000"/>
+            <a:lumOff val="95000"/>
+          </a:schemeClr>
+        </a:solidFill>
+        <a:round/>
+      </a:ln>
+    </cs:spPr>
+  </cs:gridlineMinor>
+  <cs:hiLoLine>
+    <cs:lnRef idx="0"/>
+    <cs:fillRef idx="0"/>
+    <cs:effectRef idx="0"/>
+    <cs:fontRef idx="minor">
+      <a:schemeClr val="tx1"/>
+    </cs:fontRef>
+    <cs:spPr>
+      <a:ln w="9525" cap="flat" cmpd="sng" algn="ctr">
+        <a:solidFill>
+          <a:schemeClr val="tx1">
+            <a:lumMod val="50000"/>
+            <a:lumOff val="50000"/>
+          </a:schemeClr>
+        </a:solidFill>
+        <a:round/>
+      </a:ln>
+    </cs:spPr>
+  </cs:hiLoLine>
+  <cs:leaderLine>
+    <cs:lnRef idx="0"/>
+    <cs:fillRef idx="0"/>
+    <cs:effectRef idx="0"/>
+    <cs:fontRef idx="minor">
+      <a:schemeClr val="tx1"/>
+    </cs:fontRef>
+    <cs:spPr>
+      <a:ln w="9525" cap="flat" cmpd="sng" algn="ctr">
+        <a:solidFill>
+          <a:schemeClr val="tx1">
+            <a:lumMod val="35000"/>
+            <a:lumOff val="65000"/>
+          </a:schemeClr>
+        </a:solidFill>
+        <a:round/>
+      </a:ln>
+    </cs:spPr>
+  </cs:leaderLine>
+  <cs:legend>
+    <cs:lnRef idx="0"/>
+    <cs:fillRef idx="0"/>
+    <cs:effectRef idx="0"/>
+    <cs:fontRef idx="minor">
+      <a:schemeClr val="tx1">
+        <a:lumMod val="65000"/>
+        <a:lumOff val="35000"/>
+      </a:schemeClr>
+    </cs:fontRef>
+    <cs:defRPr sz="900" kern="1200"/>
+  </cs:legend>
+  <cs:plotArea mods="allowNoFillOverride allowNoLineOverride">
+    <cs:lnRef idx="0"/>
+    <cs:fillRef idx="0"/>
+    <cs:effectRef idx="0"/>
+    <cs:fontRef idx="minor">
+      <a:schemeClr val="tx1"/>
+    </cs:fontRef>
+  </cs:plotArea>
+  <cs:plotArea3D mods="allowNoFillOverride allowNoLineOverride">
+    <cs:lnRef idx="0"/>
+    <cs:fillRef idx="0"/>
+    <cs:effectRef idx="0"/>
+    <cs:fontRef idx="minor">
+      <a:schemeClr val="tx1"/>
+    </cs:fontRef>
+  </cs:plotArea3D>
+  <cs:seriesAxis>
+    <cs:lnRef idx="0"/>
+    <cs:fillRef idx="0"/>
+    <cs:effectRef idx="0"/>
+    <cs:fontRef idx="minor">
+      <a:schemeClr val="tx1">
+        <a:lumMod val="65000"/>
+        <a:lumOff val="35000"/>
+      </a:schemeClr>
+    </cs:fontRef>
+    <cs:defRPr sz="900" kern="1200"/>
+  </cs:seriesAxis>
+  <cs:seriesLine>
+    <cs:lnRef idx="0"/>
+    <cs:fillRef idx="0"/>
+    <cs:effectRef idx="0"/>
+    <cs:fontRef idx="minor">
+      <a:schemeClr val="tx1"/>
+    </cs:fontRef>
+    <cs:spPr>
+      <a:ln w="9525" cap="flat" cmpd="sng" algn="ctr">
+        <a:solidFill>
+          <a:schemeClr val="tx1">
+            <a:lumMod val="35000"/>
+            <a:lumOff val="65000"/>
+          </a:schemeClr>
+        </a:solidFill>
+        <a:round/>
+      </a:ln>
+    </cs:spPr>
+  </cs:seriesLine>
+  <cs:title>
+    <cs:lnRef idx="0"/>
+    <cs:fillRef idx="0"/>
+    <cs:effectRef idx="0"/>
+    <cs:fontRef idx="minor">
+      <a:schemeClr val="tx1">
+        <a:lumMod val="65000"/>
+        <a:lumOff val="35000"/>
+      </a:schemeClr>
+    </cs:fontRef>
+    <cs:defRPr sz="1400" b="0" kern="1200" spc="0" baseline="0"/>
+  </cs:title>
+  <cs:trendline>
+    <cs:lnRef idx="0">
+      <cs:styleClr val="auto"/>
+    </cs:lnRef>
+    <cs:fillRef idx="0"/>
+    <cs:effectRef idx="0"/>
+    <cs:fontRef idx="minor">
+      <a:schemeClr val="tx1"/>
+    </cs:fontRef>
+    <cs:spPr>
+      <a:ln w="19050" cap="rnd">
+        <a:solidFill>
+          <a:schemeClr val="phClr"/>
+        </a:solidFill>
+        <a:prstDash val="sysDot"/>
+      </a:ln>
+    </cs:spPr>
+  </cs:trendline>
+  <cs:trendlineLabel>
+    <cs:lnRef idx="0"/>
+    <cs:fillRef idx="0"/>
+    <cs:effectRef idx="0"/>
+    <cs:fontRef idx="minor">
+      <a:schemeClr val="tx1">
+        <a:lumMod val="65000"/>
+        <a:lumOff val="35000"/>
+      </a:schemeClr>
+    </cs:fontRef>
+    <cs:defRPr sz="900" kern="1200"/>
+  </cs:trendlineLabel>
+  <cs:upBar>
+    <cs:lnRef idx="0"/>
+    <cs:fillRef idx="0"/>
+    <cs:effectRef idx="0"/>
+    <cs:fontRef idx="minor">
+      <a:schemeClr val="tx1"/>
+    </cs:fontRef>
+    <cs:spPr>
+      <a:solidFill>
+        <a:schemeClr val="lt1"/>
+      </a:solidFill>
+      <a:ln w="9525" cap="flat" cmpd="sng" algn="ctr">
+        <a:solidFill>
+          <a:schemeClr val="tx1">
+            <a:lumMod val="65000"/>
+            <a:lumOff val="35000"/>
+          </a:schemeClr>
+        </a:solidFill>
+        <a:round/>
+      </a:ln>
+    </cs:spPr>
+  </cs:upBar>
+  <cs:valueAxis>
+    <cs:lnRef idx="0"/>
+    <cs:fillRef idx="0"/>
+    <cs:effectRef idx="0"/>
+    <cs:fontRef idx="minor">
+      <a:schemeClr val="tx1">
+        <a:lumMod val="65000"/>
+        <a:lumOff val="35000"/>
+      </a:schemeClr>
+    </cs:fontRef>
+    <cs:defRPr sz="900" kern="1200"/>
+  </cs:valueAxis>
+  <cs:wall>
+    <cs:lnRef idx="0"/>
+    <cs:fillRef idx="0"/>
+    <cs:effectRef idx="0"/>
+    <cs:fontRef idx="minor">
+      <a:schemeClr val="tx1"/>
+    </cs:fontRef>
+    <cs:spPr>
+      <a:noFill/>
+      <a:ln>
+        <a:noFill/>
+      </a:ln>
+    </cs:spPr>
+  </cs:wall>
+</cs:chartStyle>
+</file>
+
 <file path=word/glossary/document.xml><?xml version="1.0" encoding="utf-8"?>
 <w:glossaryDocument xmlns:wpc="http://schemas.microsoft.com/office/word/2010/wordprocessingCanvas" xmlns:cx="http://schemas.microsoft.com/office/drawing/2014/chartex" xmlns:cx1="http://schemas.microsoft.com/office/drawing/2015/9/8/chartex" xmlns:cx2="http://schemas.microsoft.com/office/drawing/2015/10/21/chartex" xmlns:cx3="http://schemas.microsoft.com/office/drawing/2016/5/9/chartex" xmlns:cx4="http://schemas.microsoft.com/office/drawing/2016/5/10/chartex" xmlns:cx5="http://schemas.microsoft.com/office/drawing/2016/5/11/chartex" xmlns:cx6="http://schemas.microsoft.com/office/drawing/2016/5/12/chartex" xmlns:cx7="http://schemas.microsoft.com/office/drawing/2016/5/13/chartex" xmlns:cx8="http://schemas.microsoft.com/office/drawing/2016/5/14/chartex" xmlns:mc="http://schemas.openxmlformats.org/markup-compatibility/2006" xmlns:aink="http://schemas.microsoft.com/office/drawing/2016/ink" xmlns:am3d="http://schemas.microsoft.com/office/drawing/2017/model3d" xmlns:o="urn:schemas-microsoft-com:office:office" xmlns:oel="http://schemas.microsoft.com/office/2019/extlst" xmlns:r="http://schemas.openxmlformats.org/officeDocument/2006/relationships" xmlns:m="http://schemas.openxmlformats.org/officeDocument/2006/math" xmlns:v="urn:schemas-microsoft-com:vml" xmlns:wp14="http://schemas.microsoft.com/office/word/2010/wordprocessingDrawing" xmlns:wp="http://schemas.openxmlformats.org/drawingml/2006/wordprocessingDrawing" xmlns:w10="urn:schemas-microsoft-com:office:word" xmlns:w="http://schemas.openxmlformats.org/wordprocessingml/2006/main" xmlns:w14="http://schemas.microsoft.com/office/word/2010/wordml" xmlns:w15="http://schemas.microsoft.com/office/word/2012/wordml" xmlns:w16cex="http://schemas.microsoft.com/office/word/2018/wordml/cex" xmlns:w16cid="http://schemas.microsoft.com/office/word/2016/wordml/cid" xmlns:w16="http://schemas.microsoft.com/office/word/2018/wordml" xmlns:w16du="http://schemas.microsoft.com/office/word/2023/wordml/word16du" xmlns:w16sdtdh="http://schemas.microsoft.com/office/word/2020/wordml/sdtdatahash" xmlns:w16sdtfl="http://schemas.microsoft.com/office/word/2024/wordml/sdtformatlock" xmlns:w16se="http://schemas.microsoft.com/office/word/2015/wordml/symex" xmlns:wpg="http://schemas.microsoft.com/office/word/2010/wordprocessingGroup" xmlns:wpi="http://schemas.microsoft.com/office/word/2010/wordprocessingInk" xmlns:wne="http://schemas.microsoft.com/office/word/2006/wordml" xmlns:wps="http://schemas.microsoft.com/office/word/2010/wordprocessingShape" mc:Ignorable="w14 w15 w16se w16cid w16 w16cex w16sdtdh w16sdtfl w16du wp14">
   <w:docParts>
@@ -23187,6 +23879,7 @@
     <w:rsidRoot w:val="001B1BB0"/>
     <w:rsid w:val="000F3C26"/>
     <w:rsid w:val="001300FF"/>
+    <w:rsid w:val="001A684A"/>
     <w:rsid w:val="001B1BB0"/>
     <w:rsid w:val="00276227"/>
     <w:rsid w:val="002F0AE4"/>
@@ -23229,6 +23922,7 @@
     <w:rsid w:val="00B43994"/>
     <w:rsid w:val="00B83E20"/>
     <w:rsid w:val="00C4473B"/>
+    <w:rsid w:val="00C56D67"/>
     <w:rsid w:val="00C86294"/>
     <w:rsid w:val="00C93E94"/>
     <w:rsid w:val="00D14F8F"/>
@@ -24039,6 +24733,15 @@
 </file>
 
 <file path=customXml/item1.xml><?xml version="1.0" encoding="utf-8"?>
+<?mso-contentType ?>
+<FormTemplates xmlns="http://schemas.microsoft.com/sharepoint/v3/contenttype/forms">
+  <Display>DocumentLibraryForm</Display>
+  <Edit>DocumentLibraryForm</Edit>
+  <New>DocumentLibraryForm</New>
+</FormTemplates>
+</file>
+
+<file path=customXml/item2.xml><?xml version="1.0" encoding="utf-8"?>
 <ct:contentTypeSchema xmlns:ct="http://schemas.microsoft.com/office/2006/metadata/contentType" xmlns:ma="http://schemas.microsoft.com/office/2006/metadata/properties/metaAttributes" ct:_="" ma:_="" ma:contentTypeName="Document" ma:contentTypeID="0x01010021A59588BC0053418FC88F40861DA871" ma:contentTypeVersion="10" ma:contentTypeDescription="Create a new document." ma:contentTypeScope="" ma:versionID="3673c1cf7550c71788a22a838bb0d9c0">
   <xsd:schema xmlns:xsd="http://www.w3.org/2001/XMLSchema" xmlns:xs="http://www.w3.org/2001/XMLSchema" xmlns:p="http://schemas.microsoft.com/office/2006/metadata/properties" xmlns:ns2="22f4eba5-1bf1-421f-a001-fd7acca9760c" targetNamespace="http://schemas.microsoft.com/office/2006/metadata/properties" ma:root="true" ma:fieldsID="ac330b6bfa0f539d41f40e8181b11b47" ns2:_="">
     <xsd:import namespace="22f4eba5-1bf1-421f-a001-fd7acca9760c"/>
@@ -24222,22 +24925,7 @@
 </ct:contentTypeSchema>
 </file>
 
-<file path=customXml/item2.xml><?xml version="1.0" encoding="utf-8"?>
-<?mso-contentType ?>
-<FormTemplates xmlns="http://schemas.microsoft.com/sharepoint/v3/contenttype/forms">
-  <Display>DocumentLibraryForm</Display>
-  <Edit>DocumentLibraryForm</Edit>
-  <New>DocumentLibraryForm</New>
-</FormTemplates>
-</file>
-
 <file path=customXml/item3.xml><?xml version="1.0" encoding="utf-8"?>
-<p:properties xmlns:p="http://schemas.microsoft.com/office/2006/metadata/properties" xmlns:xsi="http://www.w3.org/2001/XMLSchema-instance" xmlns:pc="http://schemas.microsoft.com/office/infopath/2007/PartnerControls">
-  <documentManagement/>
-</p:properties>
-</file>
-
-<file path=customXml/item4.xml><?xml version="1.0" encoding="utf-8"?>
 <b:Sources xmlns:b="http://schemas.openxmlformats.org/officeDocument/2006/bibliography" xmlns="http://schemas.openxmlformats.org/officeDocument/2006/bibliography" SelectedStyle="\APASixthEditionOfficeOnline.xsl" StyleName="APA" Version="6">
   <b:Source>
     <b:Tag>Cop</b:Tag>
@@ -24294,7 +24982,21 @@
 </b:Sources>
 </file>
 
+<file path=customXml/item4.xml><?xml version="1.0" encoding="utf-8"?>
+<p:properties xmlns:p="http://schemas.microsoft.com/office/2006/metadata/properties" xmlns:xsi="http://www.w3.org/2001/XMLSchema-instance" xmlns:pc="http://schemas.microsoft.com/office/infopath/2007/PartnerControls">
+  <documentManagement/>
+</p:properties>
+</file>
+
 <file path=customXml/itemProps1.xml><?xml version="1.0" encoding="utf-8"?>
+<ds:datastoreItem xmlns:ds="http://schemas.openxmlformats.org/officeDocument/2006/customXml" ds:itemID="{56C44748-5791-4773-80AF-F953C3055353}">
+  <ds:schemaRefs>
+    <ds:schemaRef ds:uri="http://schemas.microsoft.com/sharepoint/v3/contenttype/forms"/>
+  </ds:schemaRefs>
+</ds:datastoreItem>
+</file>
+
+<file path=customXml/itemProps2.xml><?xml version="1.0" encoding="utf-8"?>
 <ds:datastoreItem xmlns:ds="http://schemas.openxmlformats.org/officeDocument/2006/customXml" ds:itemID="{65E5B5D4-677A-455F-8552-96943537CE77}">
   <ds:schemaRefs>
     <ds:schemaRef ds:uri="http://schemas.microsoft.com/office/2006/metadata/contentType"/>
@@ -24312,27 +25014,19 @@
 </ds:datastoreItem>
 </file>
 
-<file path=customXml/itemProps2.xml><?xml version="1.0" encoding="utf-8"?>
-<ds:datastoreItem xmlns:ds="http://schemas.openxmlformats.org/officeDocument/2006/customXml" ds:itemID="{56C44748-5791-4773-80AF-F953C3055353}">
+<file path=customXml/itemProps3.xml><?xml version="1.0" encoding="utf-8"?>
+<ds:datastoreItem xmlns:ds="http://schemas.openxmlformats.org/officeDocument/2006/customXml" ds:itemID="{A2C1514C-5A15-4964-8C8A-064019662F52}">
   <ds:schemaRefs>
-    <ds:schemaRef ds:uri="http://schemas.microsoft.com/sharepoint/v3/contenttype/forms"/>
+    <ds:schemaRef ds:uri="http://schemas.openxmlformats.org/officeDocument/2006/bibliography"/>
   </ds:schemaRefs>
 </ds:datastoreItem>
 </file>
 
-<file path=customXml/itemProps3.xml><?xml version="1.0" encoding="utf-8"?>
+<file path=customXml/itemProps4.xml><?xml version="1.0" encoding="utf-8"?>
 <ds:datastoreItem xmlns:ds="http://schemas.openxmlformats.org/officeDocument/2006/customXml" ds:itemID="{279A32A1-94B8-4C38-AF26-42DBFF0B0D86}">
   <ds:schemaRefs>
     <ds:schemaRef ds:uri="http://schemas.microsoft.com/office/2006/metadata/properties"/>
     <ds:schemaRef ds:uri="http://schemas.microsoft.com/office/infopath/2007/PartnerControls"/>
   </ds:schemaRefs>
 </ds:datastoreItem>
-</file>
-
-<file path=customXml/itemProps4.xml><?xml version="1.0" encoding="utf-8"?>
-<ds:datastoreItem xmlns:ds="http://schemas.openxmlformats.org/officeDocument/2006/customXml" ds:itemID="{A2C1514C-5A15-4964-8C8A-064019662F52}">
-  <ds:schemaRefs>
-    <ds:schemaRef ds:uri="http://schemas.openxmlformats.org/officeDocument/2006/bibliography"/>
-  </ds:schemaRefs>
-</ds:datastoreItem>
 </file>
--- a/Scripts/final.docx
+++ b/Scripts/final.docx
@@ -1835,13 +1835,6 @@
           <w:szCs w:val="24"/>
         </w:rPr>
       </w:pPr>
-      <w:r>
-        <w:rPr>
-          <w:rFonts w:cs="Times New Roman"/>
-          <w:szCs w:val="24"/>
-        </w:rPr>
-        <w:t>____________________________</w:t>
-      </w:r>
     </w:p>
     <w:p>
       <w:pPr>
@@ -1849,6 +1842,33 @@
         <w:jc w:val="both"/>
         <w:rPr>
           <w:rFonts w:cs="Times New Roman"/>
+          <w:szCs w:val="24"/>
+        </w:rPr>
+      </w:pPr>
+    </w:p>
+    <w:p>
+      <w:pPr>
+        <w:spacing w:after="0" w:line="360" w:lineRule="auto"/>
+        <w:jc w:val="both"/>
+        <w:rPr>
+          <w:rFonts w:cs="Times New Roman"/>
+          <w:szCs w:val="24"/>
+        </w:rPr>
+      </w:pPr>
+      <w:r>
+        <w:rPr>
+          <w:rFonts w:cs="Times New Roman"/>
+          <w:szCs w:val="24"/>
+        </w:rPr>
+        <w:t>____________________________</w:t>
+      </w:r>
+    </w:p>
+    <w:p>
+      <w:pPr>
+        <w:spacing w:after="0" w:line="360" w:lineRule="auto"/>
+        <w:jc w:val="both"/>
+        <w:rPr>
+          <w:rFonts w:cs="Times New Roman"/>
           <w:b/>
           <w:szCs w:val="24"/>
         </w:rPr>
@@ -1962,7 +1982,7 @@
         </w:rPr>
         <w:lastRenderedPageBreak/>
         <w:drawing>
-          <wp:anchor distT="0" distB="0" distL="114300" distR="114300" simplePos="0" relativeHeight="251661312" behindDoc="1" locked="0" layoutInCell="1" allowOverlap="1" wp14:anchorId="46E02B59" wp14:editId="6D9E2C89">
+          <wp:anchor distT="0" distB="0" distL="114300" distR="114300" simplePos="0" relativeHeight="251661312" behindDoc="1" locked="0" layoutInCell="1" allowOverlap="1" wp14:anchorId="46E02B59" wp14:editId="3CD3D93B">
             <wp:simplePos x="0" y="0"/>
             <wp:positionH relativeFrom="column">
               <wp:posOffset>-1699260</wp:posOffset>
@@ -9782,15 +9802,11 @@
     <w:p>
       <w:pPr>
         <w:pStyle w:val="Caption"/>
-        <w:jc w:val="left"/>
       </w:pPr>
       <w:bookmarkStart w:id="19" w:name="_Toc234569708"/>
       <w:r>
         <w:rPr>
-          <w:iCs w:val="0"/>
           <w:noProof/>
-          <w:sz w:val="20"/>
-          <w:szCs w:val="18"/>
         </w:rPr>
         <w:lastRenderedPageBreak/>
         <w:drawing>
@@ -9970,13 +9986,7 @@
         <w:jc w:val="both"/>
       </w:pPr>
       <w:r>
-        <w:t xml:space="preserve">A Use Case Diagram is a UML (Unified </w:t>
-      </w:r>
-      <w:r>
-        <w:t>Modelling</w:t>
-      </w:r>
-      <w:r>
-        <w:t xml:space="preserve"> Language) diagram that shows how different users (actors) interact with a system. It focuses on what the system does from the user's perspective, not how it does it.</w:t>
+        <w:t>A Use Case Diagram is a UML (Unified Modelling Language) diagram that shows how different users (actors) interact with a system. It focuses on what the system does from the user's perspective, not how it does it.</w:t>
       </w:r>
     </w:p>
     <w:p>
@@ -14891,46 +14901,33 @@
     </w:p>
     <w:p>
       <w:pPr>
+        <w:spacing w:after="0" w:line="360" w:lineRule="auto"/>
+        <w:jc w:val="both"/>
+        <w:rPr>
+          <w:rFonts w:cs="Times New Roman"/>
+        </w:rPr>
+      </w:pPr>
+      <w:r>
+        <w:rPr>
+          <w:rFonts w:cs="Times New Roman"/>
+        </w:rPr>
+        <w:t>The project demonstrates that even a simple game like Tic Tac Toe can be enhanced significantly through digital implementation, providing features that are impossible in the traditional paper-based format. While the current version fulfils all core requirements, numerous future enhancements have been identified to further improve the application.</w:t>
+      </w:r>
+    </w:p>
+    <w:p>
+      <w:pPr>
         <w:spacing w:line="360" w:lineRule="auto"/>
         <w:jc w:val="both"/>
-        <w:rPr>
-          <w:rFonts w:cs="Times New Roman"/>
-        </w:rPr>
-      </w:pPr>
-      <w:r>
-        <w:rPr>
-          <w:rFonts w:cs="Times New Roman"/>
-        </w:rPr>
-        <w:t>The project demonstrates that even a simple game like Tic Tac Toe can be enhanced significantly through digital implementation, providing features that are impossible in the traditional paper-based format. While the current version fulfils all core requirements, numerous future enhancements have been identified to further improve the application.</w:t>
-      </w:r>
-    </w:p>
-    <w:p>
-      <w:pPr>
-        <w:spacing w:line="360" w:lineRule="auto"/>
-      </w:pPr>
-    </w:p>
-    <w:p>
-      <w:pPr>
-        <w:spacing w:line="360" w:lineRule="auto"/>
-      </w:pPr>
-    </w:p>
-    <w:p>
-      <w:pPr>
-        <w:spacing w:line="360" w:lineRule="auto"/>
-        <w:jc w:val="both"/>
-      </w:pPr>
-    </w:p>
-    <w:p>
-      <w:pPr>
-        <w:spacing w:line="360" w:lineRule="auto"/>
-        <w:jc w:val="both"/>
-      </w:pPr>
-    </w:p>
-    <w:p>
-      <w:pPr>
-        <w:spacing w:line="360" w:lineRule="auto"/>
-        <w:jc w:val="both"/>
-      </w:pPr>
+      </w:pPr>
+      <w:r>
+        <w:t xml:space="preserve">Overall, the </w:t>
+      </w:r>
+      <w:r>
+        <w:t>g</w:t>
+      </w:r>
+      <w:r>
+        <w:t>ame project successfully combines fundamental programming concepts with an interactive graphical interface to create an engaging and user-friendly application. It serves as a strong example of applying theoretical knowledge to a practical software development project. The experience gained from designing, implementing, and testing this application has strengthened our understanding of software engineering principles, graphical application development, and problem-solving in C programming. This project also provides a solid foundation for developing more advanced games and desktop applications in the future.</w:t>
+      </w:r>
     </w:p>
     <w:p>
       <w:pPr>
@@ -15139,13 +15136,18 @@
       <w:r>
         <w:t>: Signup Window</w:t>
       </w:r>
+      <w:bookmarkStart w:id="38" w:name="_Toc234569712"/>
       <w:bookmarkEnd w:id="37"/>
     </w:p>
     <w:p>
       <w:pPr>
         <w:pStyle w:val="Caption"/>
       </w:pPr>
-      <w:bookmarkStart w:id="38" w:name="_Toc234569712"/>
+    </w:p>
+    <w:p>
+      <w:pPr>
+        <w:pStyle w:val="Caption"/>
+      </w:pPr>
     </w:p>
     <w:p>
       <w:pPr>
@@ -15268,6 +15270,11 @@
         <w:pStyle w:val="Caption"/>
       </w:pPr>
       <w:bookmarkStart w:id="39" w:name="_Toc234569713"/>
+    </w:p>
+    <w:p>
+      <w:pPr>
+        <w:pStyle w:val="Caption"/>
+      </w:pPr>
       <w:r>
         <w:t xml:space="preserve">Figure </w:t>
       </w:r>
@@ -22158,6 +22165,7 @@
   <w:style w:type="character" w:default="1" w:styleId="DefaultParagraphFont">
     <w:name w:val="Default Paragraph Font"/>
     <w:uiPriority w:val="1"/>
+    <w:semiHidden/>
     <w:unhideWhenUsed/>
   </w:style>
   <w:style w:type="table" w:default="1" w:styleId="TableNormal">
@@ -22271,10 +22279,10 @@
     <w:uiPriority w:val="35"/>
     <w:unhideWhenUsed/>
     <w:qFormat/>
-    <w:rsid w:val="007A5C0F"/>
+    <w:rsid w:val="004A7124"/>
     <w:pPr>
       <w:keepNext/>
-      <w:spacing w:after="200" w:line="360" w:lineRule="auto"/>
+      <w:spacing w:after="0" w:line="360" w:lineRule="auto"/>
       <w:jc w:val="center"/>
     </w:pPr>
     <w:rPr>
@@ -23882,6 +23890,7 @@
     <w:rsid w:val="001A684A"/>
     <w:rsid w:val="001B1BB0"/>
     <w:rsid w:val="00276227"/>
+    <w:rsid w:val="002B00EC"/>
     <w:rsid w:val="002F0AE4"/>
     <w:rsid w:val="003210FF"/>
     <w:rsid w:val="003212F4"/>
@@ -23901,6 +23910,7 @@
     <w:rsid w:val="006103C0"/>
     <w:rsid w:val="00632E6A"/>
     <w:rsid w:val="006D4DF3"/>
+    <w:rsid w:val="007206C0"/>
     <w:rsid w:val="00743365"/>
     <w:rsid w:val="007C12A3"/>
     <w:rsid w:val="007E4B06"/>
@@ -23911,6 +23921,7 @@
     <w:rsid w:val="00931747"/>
     <w:rsid w:val="00A102B9"/>
     <w:rsid w:val="00A141E9"/>
+    <w:rsid w:val="00A35495"/>
     <w:rsid w:val="00A41DD8"/>
     <w:rsid w:val="00A46974"/>
     <w:rsid w:val="00A5446E"/>
@@ -23934,6 +23945,7 @@
     <w:rsid w:val="00DA4EA5"/>
     <w:rsid w:val="00DD3B45"/>
     <w:rsid w:val="00DF390D"/>
+    <w:rsid w:val="00E23A15"/>
     <w:rsid w:val="00E57C52"/>
     <w:rsid w:val="00E64B65"/>
     <w:rsid w:val="00E7419B"/>

--- a/Scripts/final.docx
+++ b/Scripts/final.docx
@@ -1099,7 +1099,7 @@
           <w:noProof/>
           <w:szCs w:val="24"/>
         </w:rPr>
-        <w:t>11/07/2026</w:t>
+        <w:t>12/07/2026</w:t>
       </w:r>
       <w:r>
         <w:rPr>
@@ -1869,14 +1869,14 @@
         <w:jc w:val="both"/>
         <w:rPr>
           <w:rFonts w:cs="Times New Roman"/>
-          <w:b/>
+          <w:bCs/>
           <w:szCs w:val="24"/>
         </w:rPr>
       </w:pPr>
       <w:r>
         <w:rPr>
           <w:rFonts w:cs="Times New Roman"/>
-          <w:b/>
+          <w:bCs/>
           <w:szCs w:val="24"/>
         </w:rPr>
         <w:t>Mr.</w:t>
@@ -1884,7 +1884,7 @@
       <w:r>
         <w:rPr>
           <w:rFonts w:cs="Times New Roman"/>
-          <w:b/>
+          <w:bCs/>
           <w:szCs w:val="24"/>
         </w:rPr>
         <w:t xml:space="preserve"> </w:t>
@@ -1892,7 +1892,7 @@
       <w:r>
         <w:rPr>
           <w:rFonts w:cs="Times New Roman"/>
-          <w:b/>
+          <w:bCs/>
           <w:szCs w:val="24"/>
         </w:rPr>
         <w:t>Arpan Pokhrel</w:t>
@@ -1904,50 +1904,17 @@
         <w:jc w:val="both"/>
         <w:rPr>
           <w:rFonts w:cs="Times New Roman"/>
+          <w:bCs/>
           <w:szCs w:val="24"/>
         </w:rPr>
       </w:pPr>
       <w:r>
         <w:rPr>
           <w:rFonts w:cs="Times New Roman"/>
+          <w:bCs/>
           <w:szCs w:val="24"/>
         </w:rPr>
-        <w:t xml:space="preserve">Date: </w:t>
-      </w:r>
-      <w:r>
-        <w:rPr>
-          <w:rFonts w:cs="Times New Roman"/>
-          <w:szCs w:val="24"/>
-        </w:rPr>
-        <w:t>12</w:t>
-      </w:r>
-      <w:r>
-        <w:rPr>
-          <w:rFonts w:cs="Times New Roman"/>
-          <w:szCs w:val="24"/>
-        </w:rPr>
-        <w:t>/</w:t>
-      </w:r>
-      <w:r>
-        <w:rPr>
-          <w:rFonts w:cs="Times New Roman"/>
-          <w:szCs w:val="24"/>
-        </w:rPr>
-        <w:t>07</w:t>
-      </w:r>
-      <w:r>
-        <w:rPr>
-          <w:rFonts w:cs="Times New Roman"/>
-          <w:szCs w:val="24"/>
-        </w:rPr>
-        <w:t>/</w:t>
-      </w:r>
-      <w:r>
-        <w:rPr>
-          <w:rFonts w:cs="Times New Roman"/>
-          <w:szCs w:val="24"/>
-        </w:rPr>
-        <w:t>2026</w:t>
+        <w:t>Supervisor</w:t>
       </w:r>
     </w:p>
     <w:p>
@@ -1964,7 +1931,42 @@
           <w:rFonts w:cs="Times New Roman"/>
           <w:szCs w:val="24"/>
         </w:rPr>
-        <w:br w:type="page"/>
+        <w:t xml:space="preserve">Date: </w:t>
+      </w:r>
+      <w:r>
+        <w:rPr>
+          <w:rFonts w:cs="Times New Roman"/>
+          <w:szCs w:val="24"/>
+        </w:rPr>
+        <w:t>12</w:t>
+      </w:r>
+      <w:r>
+        <w:rPr>
+          <w:rFonts w:cs="Times New Roman"/>
+          <w:szCs w:val="24"/>
+        </w:rPr>
+        <w:t>/</w:t>
+      </w:r>
+      <w:r>
+        <w:rPr>
+          <w:rFonts w:cs="Times New Roman"/>
+          <w:szCs w:val="24"/>
+        </w:rPr>
+        <w:t>07</w:t>
+      </w:r>
+      <w:r>
+        <w:rPr>
+          <w:rFonts w:cs="Times New Roman"/>
+          <w:szCs w:val="24"/>
+        </w:rPr>
+        <w:t>/</w:t>
+      </w:r>
+      <w:r>
+        <w:rPr>
+          <w:rFonts w:cs="Times New Roman"/>
+          <w:szCs w:val="24"/>
+        </w:rPr>
+        <w:t>2026</w:t>
       </w:r>
     </w:p>
     <w:p>
@@ -1978,11 +1980,28 @@
       </w:pPr>
       <w:r>
         <w:rPr>
+          <w:rFonts w:cs="Times New Roman"/>
+          <w:szCs w:val="24"/>
+        </w:rPr>
+        <w:br w:type="page"/>
+      </w:r>
+    </w:p>
+    <w:p>
+      <w:pPr>
+        <w:spacing w:after="0" w:line="360" w:lineRule="auto"/>
+        <w:jc w:val="both"/>
+        <w:rPr>
+          <w:rFonts w:cs="Times New Roman"/>
+          <w:szCs w:val="24"/>
+        </w:rPr>
+      </w:pPr>
+      <w:r>
+        <w:rPr>
           <w:noProof/>
         </w:rPr>
         <w:lastRenderedPageBreak/>
         <w:drawing>
-          <wp:anchor distT="0" distB="0" distL="114300" distR="114300" simplePos="0" relativeHeight="251661312" behindDoc="1" locked="0" layoutInCell="1" allowOverlap="1" wp14:anchorId="46E02B59" wp14:editId="3CD3D93B">
+          <wp:anchor distT="0" distB="0" distL="114300" distR="114300" simplePos="0" relativeHeight="251661312" behindDoc="1" locked="0" layoutInCell="1" allowOverlap="1" wp14:anchorId="46E02B59" wp14:editId="14605D0C">
             <wp:simplePos x="0" y="0"/>
             <wp:positionH relativeFrom="column">
               <wp:posOffset>-1699260</wp:posOffset>
@@ -7543,7 +7562,7 @@
     </w:p>
     <w:tbl>
       <w:tblPr>
-        <w:tblStyle w:val="TableGridLight"/>
+        <w:tblStyle w:val="TableGrid"/>
         <w:tblpPr w:leftFromText="180" w:rightFromText="180" w:vertAnchor="page" w:horzAnchor="margin" w:tblpY="4609"/>
         <w:tblW w:w="5284" w:type="pct"/>
         <w:tblLayout w:type="fixed"/>
@@ -8197,7 +8216,7 @@
     </w:p>
     <w:tbl>
       <w:tblPr>
-        <w:tblStyle w:val="TableGridLight"/>
+        <w:tblStyle w:val="TableGrid"/>
         <w:tblpPr w:leftFromText="180" w:rightFromText="180" w:vertAnchor="page" w:horzAnchor="margin" w:tblpY="1645"/>
         <w:tblW w:w="8896" w:type="dxa"/>
         <w:tblLayout w:type="fixed"/>
@@ -9665,6 +9684,7 @@
     </w:p>
     <w:p>
       <w:pPr>
+        <w:spacing w:line="360" w:lineRule="auto"/>
         <w:jc w:val="both"/>
       </w:pPr>
       <w:r>
@@ -9983,6 +10003,7 @@
     </w:p>
     <w:p>
       <w:pPr>
+        <w:spacing w:line="360" w:lineRule="auto"/>
         <w:jc w:val="both"/>
       </w:pPr>
       <w:r>
@@ -10466,7 +10487,7 @@
     </w:p>
     <w:tbl>
       <w:tblPr>
-        <w:tblStyle w:val="TableGridLight"/>
+        <w:tblStyle w:val="TableGrid"/>
         <w:tblW w:w="0" w:type="auto"/>
         <w:tblLook w:val="04A0" w:firstRow="1" w:lastRow="0" w:firstColumn="1" w:lastColumn="0" w:noHBand="0" w:noVBand="1"/>
       </w:tblPr>
@@ -12272,7 +12293,7 @@
     <w:p>
       <w:pPr>
         <w:pStyle w:val="Heading2"/>
-        <w:spacing w:after="0" w:line="360" w:lineRule="auto"/>
+        <w:spacing w:line="360" w:lineRule="auto"/>
         <w:rPr>
           <w:szCs w:val="28"/>
         </w:rPr>
@@ -12289,16 +12310,16 @@
     </w:p>
     <w:tbl>
       <w:tblPr>
-        <w:tblStyle w:val="TableGridLight"/>
+        <w:tblStyle w:val="TableGrid"/>
         <w:tblW w:w="0" w:type="auto"/>
         <w:tblLook w:val="04A0" w:firstRow="1" w:lastRow="0" w:firstColumn="1" w:lastColumn="0" w:noHBand="0" w:noVBand="1"/>
       </w:tblPr>
       <w:tblGrid>
-        <w:gridCol w:w="644"/>
-        <w:gridCol w:w="1796"/>
-        <w:gridCol w:w="1273"/>
-        <w:gridCol w:w="1529"/>
-        <w:gridCol w:w="3054"/>
+        <w:gridCol w:w="643"/>
+        <w:gridCol w:w="1792"/>
+        <w:gridCol w:w="1286"/>
+        <w:gridCol w:w="1524"/>
+        <w:gridCol w:w="3051"/>
       </w:tblGrid>
       <w:tr>
         <w:tc>
@@ -13122,16 +13143,16 @@
     </w:p>
     <w:tbl>
       <w:tblPr>
-        <w:tblStyle w:val="TableGridLight"/>
+        <w:tblStyle w:val="TableGrid"/>
         <w:tblW w:w="0" w:type="auto"/>
         <w:tblLook w:val="04A0" w:firstRow="1" w:lastRow="0" w:firstColumn="1" w:lastColumn="0" w:noHBand="0" w:noVBand="1"/>
       </w:tblPr>
       <w:tblGrid>
         <w:gridCol w:w="570"/>
-        <w:gridCol w:w="2376"/>
+        <w:gridCol w:w="2375"/>
         <w:gridCol w:w="1092"/>
-        <w:gridCol w:w="1179"/>
-        <w:gridCol w:w="3079"/>
+        <w:gridCol w:w="1182"/>
+        <w:gridCol w:w="3077"/>
       </w:tblGrid>
       <w:tr>
         <w:tc>
@@ -14253,6 +14274,7 @@
           <w:tab w:val="left" w:pos="360"/>
         </w:tabs>
         <w:ind w:left="270"/>
+        <w:jc w:val="both"/>
       </w:pPr>
       <w:r>
         <w:br w:type="page"/>
@@ -14273,6 +14295,7 @@
     <w:p>
       <w:pPr>
         <w:spacing w:line="360" w:lineRule="auto"/>
+        <w:jc w:val="both"/>
         <w:rPr>
           <w:lang w:val="en-US"/>
         </w:rPr>
@@ -14297,6 +14320,7 @@
         </w:tabs>
         <w:spacing w:after="0" w:line="360" w:lineRule="auto"/>
         <w:ind w:left="270" w:hanging="180"/>
+        <w:jc w:val="both"/>
         <w:rPr>
           <w:lang w:val="en-US"/>
         </w:rPr>
@@ -14341,6 +14365,7 @@
         </w:tabs>
         <w:spacing w:after="0" w:line="360" w:lineRule="auto"/>
         <w:ind w:left="270" w:hanging="180"/>
+        <w:jc w:val="both"/>
         <w:rPr>
           <w:lang w:val="en-US"/>
         </w:rPr>
@@ -14385,6 +14410,7 @@
         </w:tabs>
         <w:spacing w:after="0" w:line="360" w:lineRule="auto"/>
         <w:ind w:left="270" w:hanging="180"/>
+        <w:jc w:val="both"/>
         <w:rPr>
           <w:lang w:val="en-US"/>
         </w:rPr>
@@ -14429,6 +14455,7 @@
         </w:tabs>
         <w:spacing w:after="0" w:line="360" w:lineRule="auto"/>
         <w:ind w:left="270" w:hanging="180"/>
+        <w:jc w:val="both"/>
         <w:rPr>
           <w:lang w:val="en-US"/>
         </w:rPr>
@@ -14473,6 +14500,7 @@
         </w:tabs>
         <w:spacing w:after="0" w:line="360" w:lineRule="auto"/>
         <w:ind w:left="270" w:hanging="180"/>
+        <w:jc w:val="both"/>
         <w:rPr>
           <w:lang w:val="en-US"/>
         </w:rPr>
@@ -14517,6 +14545,7 @@
         </w:tabs>
         <w:spacing w:after="0" w:line="360" w:lineRule="auto"/>
         <w:ind w:left="270" w:hanging="180"/>
+        <w:jc w:val="both"/>
         <w:rPr>
           <w:lang w:val="en-US"/>
         </w:rPr>
@@ -14561,6 +14590,7 @@
         </w:tabs>
         <w:spacing w:after="0" w:line="360" w:lineRule="auto"/>
         <w:ind w:left="270" w:hanging="180"/>
+        <w:jc w:val="both"/>
         <w:rPr>
           <w:lang w:val="en-US"/>
         </w:rPr>
@@ -14605,6 +14635,7 @@
         </w:tabs>
         <w:spacing w:after="0" w:line="360" w:lineRule="auto"/>
         <w:ind w:left="270" w:hanging="180"/>
+        <w:jc w:val="both"/>
         <w:rPr>
           <w:lang w:val="en-US"/>
         </w:rPr>
@@ -14649,6 +14680,7 @@
         </w:tabs>
         <w:spacing w:after="0" w:line="360" w:lineRule="auto"/>
         <w:ind w:left="270" w:hanging="180"/>
+        <w:jc w:val="both"/>
         <w:rPr>
           <w:lang w:val="en-US"/>
         </w:rPr>
@@ -23889,6 +23921,7 @@
     <w:rsid w:val="001300FF"/>
     <w:rsid w:val="001A684A"/>
     <w:rsid w:val="001B1BB0"/>
+    <w:rsid w:val="001C680A"/>
     <w:rsid w:val="00276227"/>
     <w:rsid w:val="002B00EC"/>
     <w:rsid w:val="002F0AE4"/>
@@ -23904,6 +23937,7 @@
     <w:rsid w:val="004F23A3"/>
     <w:rsid w:val="004F7675"/>
     <w:rsid w:val="005047B6"/>
+    <w:rsid w:val="0055704E"/>
     <w:rsid w:val="00572B42"/>
     <w:rsid w:val="00586AAF"/>
     <w:rsid w:val="005A53D4"/>
@@ -24745,15 +24779,6 @@
 </file>
 
 <file path=customXml/item1.xml><?xml version="1.0" encoding="utf-8"?>
-<?mso-contentType ?>
-<FormTemplates xmlns="http://schemas.microsoft.com/sharepoint/v3/contenttype/forms">
-  <Display>DocumentLibraryForm</Display>
-  <Edit>DocumentLibraryForm</Edit>
-  <New>DocumentLibraryForm</New>
-</FormTemplates>
-</file>
-
-<file path=customXml/item2.xml><?xml version="1.0" encoding="utf-8"?>
 <ct:contentTypeSchema xmlns:ct="http://schemas.microsoft.com/office/2006/metadata/contentType" xmlns:ma="http://schemas.microsoft.com/office/2006/metadata/properties/metaAttributes" ct:_="" ma:_="" ma:contentTypeName="Document" ma:contentTypeID="0x01010021A59588BC0053418FC88F40861DA871" ma:contentTypeVersion="10" ma:contentTypeDescription="Create a new document." ma:contentTypeScope="" ma:versionID="3673c1cf7550c71788a22a838bb0d9c0">
   <xsd:schema xmlns:xsd="http://www.w3.org/2001/XMLSchema" xmlns:xs="http://www.w3.org/2001/XMLSchema" xmlns:p="http://schemas.microsoft.com/office/2006/metadata/properties" xmlns:ns2="22f4eba5-1bf1-421f-a001-fd7acca9760c" targetNamespace="http://schemas.microsoft.com/office/2006/metadata/properties" ma:root="true" ma:fieldsID="ac330b6bfa0f539d41f40e8181b11b47" ns2:_="">
     <xsd:import namespace="22f4eba5-1bf1-421f-a001-fd7acca9760c"/>
@@ -24937,7 +24962,22 @@
 </ct:contentTypeSchema>
 </file>
 
+<file path=customXml/item2.xml><?xml version="1.0" encoding="utf-8"?>
+<?mso-contentType ?>
+<FormTemplates xmlns="http://schemas.microsoft.com/sharepoint/v3/contenttype/forms">
+  <Display>DocumentLibraryForm</Display>
+  <Edit>DocumentLibraryForm</Edit>
+  <New>DocumentLibraryForm</New>
+</FormTemplates>
+</file>
+
 <file path=customXml/item3.xml><?xml version="1.0" encoding="utf-8"?>
+<p:properties xmlns:p="http://schemas.microsoft.com/office/2006/metadata/properties" xmlns:xsi="http://www.w3.org/2001/XMLSchema-instance" xmlns:pc="http://schemas.microsoft.com/office/infopath/2007/PartnerControls">
+  <documentManagement/>
+</p:properties>
+</file>
+
+<file path=customXml/item4.xml><?xml version="1.0" encoding="utf-8"?>
 <b:Sources xmlns:b="http://schemas.openxmlformats.org/officeDocument/2006/bibliography" xmlns="http://schemas.openxmlformats.org/officeDocument/2006/bibliography" SelectedStyle="\APASixthEditionOfficeOnline.xsl" StyleName="APA" Version="6">
   <b:Source>
     <b:Tag>Cop</b:Tag>
@@ -24994,21 +25034,7 @@
 </b:Sources>
 </file>
 
-<file path=customXml/item4.xml><?xml version="1.0" encoding="utf-8"?>
-<p:properties xmlns:p="http://schemas.microsoft.com/office/2006/metadata/properties" xmlns:xsi="http://www.w3.org/2001/XMLSchema-instance" xmlns:pc="http://schemas.microsoft.com/office/infopath/2007/PartnerControls">
-  <documentManagement/>
-</p:properties>
-</file>
-
 <file path=customXml/itemProps1.xml><?xml version="1.0" encoding="utf-8"?>
-<ds:datastoreItem xmlns:ds="http://schemas.openxmlformats.org/officeDocument/2006/customXml" ds:itemID="{56C44748-5791-4773-80AF-F953C3055353}">
-  <ds:schemaRefs>
-    <ds:schemaRef ds:uri="http://schemas.microsoft.com/sharepoint/v3/contenttype/forms"/>
-  </ds:schemaRefs>
-</ds:datastoreItem>
-</file>
-
-<file path=customXml/itemProps2.xml><?xml version="1.0" encoding="utf-8"?>
 <ds:datastoreItem xmlns:ds="http://schemas.openxmlformats.org/officeDocument/2006/customXml" ds:itemID="{65E5B5D4-677A-455F-8552-96943537CE77}">
   <ds:schemaRefs>
     <ds:schemaRef ds:uri="http://schemas.microsoft.com/office/2006/metadata/contentType"/>
@@ -25026,19 +25052,27 @@
 </ds:datastoreItem>
 </file>
 
-<file path=customXml/itemProps3.xml><?xml version="1.0" encoding="utf-8"?>
-<ds:datastoreItem xmlns:ds="http://schemas.openxmlformats.org/officeDocument/2006/customXml" ds:itemID="{A2C1514C-5A15-4964-8C8A-064019662F52}">
+<file path=customXml/itemProps2.xml><?xml version="1.0" encoding="utf-8"?>
+<ds:datastoreItem xmlns:ds="http://schemas.openxmlformats.org/officeDocument/2006/customXml" ds:itemID="{56C44748-5791-4773-80AF-F953C3055353}">
   <ds:schemaRefs>
-    <ds:schemaRef ds:uri="http://schemas.openxmlformats.org/officeDocument/2006/bibliography"/>
+    <ds:schemaRef ds:uri="http://schemas.microsoft.com/sharepoint/v3/contenttype/forms"/>
   </ds:schemaRefs>
 </ds:datastoreItem>
 </file>
 
-<file path=customXml/itemProps4.xml><?xml version="1.0" encoding="utf-8"?>
+<file path=customXml/itemProps3.xml><?xml version="1.0" encoding="utf-8"?>
 <ds:datastoreItem xmlns:ds="http://schemas.openxmlformats.org/officeDocument/2006/customXml" ds:itemID="{279A32A1-94B8-4C38-AF26-42DBFF0B0D86}">
   <ds:schemaRefs>
     <ds:schemaRef ds:uri="http://schemas.microsoft.com/office/2006/metadata/properties"/>
     <ds:schemaRef ds:uri="http://schemas.microsoft.com/office/infopath/2007/PartnerControls"/>
   </ds:schemaRefs>
 </ds:datastoreItem>
+</file>
+
+<file path=customXml/itemProps4.xml><?xml version="1.0" encoding="utf-8"?>
+<ds:datastoreItem xmlns:ds="http://schemas.openxmlformats.org/officeDocument/2006/customXml" ds:itemID="{A2C1514C-5A15-4964-8C8A-064019662F52}">
+  <ds:schemaRefs>
+    <ds:schemaRef ds:uri="http://schemas.openxmlformats.org/officeDocument/2006/bibliography"/>
+  </ds:schemaRefs>
+</ds:datastoreItem>
 </file>